--- a/projects/P5_asd_adhd_replication/submission/cortex/supplementary_material.docx
+++ b/projects/P5_asd_adhd_replication/submission/cortex/supplementary_material.docx
@@ -25,10 +25,10 @@
         <w:tblLook w:firstColumn="1" w:firstRow="1" w:lastColumn="0" w:lastRow="0" w:noHBand="0" w:noVBand="1" w:val="04A0"/>
       </w:tblPr>
       <w:tblGrid>
-        <w:gridCol w:w="2160"/>
-        <w:gridCol w:w="2160"/>
-        <w:gridCol w:w="2160"/>
-        <w:gridCol w:w="2160"/>
+        <w:gridCol w:w="2340"/>
+        <w:gridCol w:w="2340"/>
+        <w:gridCol w:w="2340"/>
+        <w:gridCol w:w="2340"/>
       </w:tblGrid>
       <w:tr>
         <w:trPr>
@@ -36,9 +36,12 @@
         </w:trPr>
         <w:tc>
           <w:tcPr>
-            <w:tcW w:type="dxa" w:w="2160"/>
+            <w:tcW w:type="dxa" w:w="2340"/>
           </w:tcPr>
           <w:p>
+            <w:pPr>
+              <w:spacing w:line="240" w:lineRule="auto"/>
+            </w:pPr>
             <w:r>
               <w:rPr>
                 <w:b/>
@@ -47,7 +50,7 @@
             <w:r>
               <w:rPr>
                 <w:b/>
-                <w:sz w:val="16"/>
+                <w:sz w:val="18"/>
               </w:rPr>
               <w:t>Measure</w:t>
             </w:r>
@@ -55,9 +58,12 @@
         </w:tc>
         <w:tc>
           <w:tcPr>
-            <w:tcW w:type="dxa" w:w="2160"/>
+            <w:tcW w:type="dxa" w:w="2340"/>
           </w:tcPr>
           <w:p>
+            <w:pPr>
+              <w:spacing w:line="240" w:lineRule="auto"/>
+            </w:pPr>
             <w:r>
               <w:rPr>
                 <w:b/>
@@ -66,7 +72,7 @@
             <w:r>
               <w:rPr>
                 <w:b/>
-                <w:sz w:val="16"/>
+                <w:sz w:val="18"/>
               </w:rPr>
               <w:t>Comparison</w:t>
             </w:r>
@@ -74,9 +80,12 @@
         </w:tc>
         <w:tc>
           <w:tcPr>
-            <w:tcW w:type="dxa" w:w="2160"/>
+            <w:tcW w:type="dxa" w:w="2340"/>
           </w:tcPr>
           <w:p>
+            <w:pPr>
+              <w:spacing w:line="240" w:lineRule="auto"/>
+            </w:pPr>
             <w:r>
               <w:rPr>
                 <w:b/>
@@ -85,7 +94,7 @@
             <w:r>
               <w:rPr>
                 <w:b/>
-                <w:sz w:val="16"/>
+                <w:sz w:val="18"/>
               </w:rPr>
               <w:t>Autism</w:t>
             </w:r>
@@ -93,9 +102,12 @@
         </w:tc>
         <w:tc>
           <w:tcPr>
-            <w:tcW w:type="dxa" w:w="2160"/>
+            <w:tcW w:type="dxa" w:w="2340"/>
           </w:tcPr>
           <w:p>
+            <w:pPr>
+              <w:spacing w:line="240" w:lineRule="auto"/>
+            </w:pPr>
             <w:r>
               <w:rPr>
                 <w:b/>
@@ -104,7 +116,7 @@
             <w:r>
               <w:rPr>
                 <w:b/>
-                <w:sz w:val="16"/>
+                <w:sz w:val="18"/>
               </w:rPr>
               <w:t>ADHD-only</w:t>
             </w:r>
@@ -117,13 +129,16 @@
         </w:trPr>
         <w:tc>
           <w:tcPr>
-            <w:tcW w:type="dxa" w:w="2160"/>
+            <w:tcW w:type="dxa" w:w="2340"/>
           </w:tcPr>
           <w:p>
+            <w:pPr>
+              <w:spacing w:line="240" w:lineRule="auto"/>
+            </w:pPr>
             <w:r/>
             <w:r>
               <w:rPr>
-                <w:sz w:val="16"/>
+                <w:sz w:val="18"/>
               </w:rPr>
               <w:t>Retained participants</w:t>
             </w:r>
@@ -131,13 +146,16 @@
         </w:tc>
         <w:tc>
           <w:tcPr>
-            <w:tcW w:type="dxa" w:w="2160"/>
+            <w:tcW w:type="dxa" w:w="2340"/>
           </w:tcPr>
           <w:p>
+            <w:pPr>
+              <w:spacing w:line="240" w:lineRule="auto"/>
+            </w:pPr>
             <w:r/>
             <w:r>
               <w:rPr>
-                <w:sz w:val="16"/>
+                <w:sz w:val="18"/>
               </w:rPr>
               <w:t>749</w:t>
             </w:r>
@@ -145,13 +163,16 @@
         </w:tc>
         <w:tc>
           <w:tcPr>
-            <w:tcW w:type="dxa" w:w="2160"/>
+            <w:tcW w:type="dxa" w:w="2340"/>
           </w:tcPr>
           <w:p>
+            <w:pPr>
+              <w:spacing w:line="240" w:lineRule="auto"/>
+            </w:pPr>
             <w:r/>
             <w:r>
               <w:rPr>
-                <w:sz w:val="16"/>
+                <w:sz w:val="18"/>
               </w:rPr>
               <w:t>150</w:t>
             </w:r>
@@ -159,13 +180,16 @@
         </w:tc>
         <w:tc>
           <w:tcPr>
-            <w:tcW w:type="dxa" w:w="2160"/>
+            <w:tcW w:type="dxa" w:w="2340"/>
           </w:tcPr>
           <w:p>
+            <w:pPr>
+              <w:spacing w:line="240" w:lineRule="auto"/>
+            </w:pPr>
             <w:r/>
             <w:r>
               <w:rPr>
-                <w:sz w:val="16"/>
+                <w:sz w:val="18"/>
               </w:rPr>
               <w:t>84</w:t>
             </w:r>
@@ -178,13 +202,16 @@
         </w:trPr>
         <w:tc>
           <w:tcPr>
-            <w:tcW w:type="dxa" w:w="2160"/>
+            <w:tcW w:type="dxa" w:w="2340"/>
           </w:tcPr>
           <w:p>
+            <w:pPr>
+              <w:spacing w:line="240" w:lineRule="auto"/>
+            </w:pPr>
             <w:r/>
             <w:r>
               <w:rPr>
-                <w:sz w:val="16"/>
+                <w:sz w:val="18"/>
               </w:rPr>
               <w:t>Age (years)</w:t>
             </w:r>
@@ -192,13 +219,16 @@
         </w:tc>
         <w:tc>
           <w:tcPr>
-            <w:tcW w:type="dxa" w:w="2160"/>
+            <w:tcW w:type="dxa" w:w="2340"/>
           </w:tcPr>
           <w:p>
+            <w:pPr>
+              <w:spacing w:line="240" w:lineRule="auto"/>
+            </w:pPr>
             <w:r/>
             <w:r>
               <w:rPr>
-                <w:sz w:val="16"/>
+                <w:sz w:val="18"/>
               </w:rPr>
               <w:t>25.08 (3.57)</w:t>
             </w:r>
@@ -206,13 +236,16 @@
         </w:tc>
         <w:tc>
           <w:tcPr>
-            <w:tcW w:type="dxa" w:w="2160"/>
+            <w:tcW w:type="dxa" w:w="2340"/>
           </w:tcPr>
           <w:p>
+            <w:pPr>
+              <w:spacing w:line="240" w:lineRule="auto"/>
+            </w:pPr>
             <w:r/>
             <w:r>
               <w:rPr>
-                <w:sz w:val="16"/>
+                <w:sz w:val="18"/>
               </w:rPr>
               <w:t>25.01 (3.37)</w:t>
             </w:r>
@@ -220,13 +253,16 @@
         </w:tc>
         <w:tc>
           <w:tcPr>
-            <w:tcW w:type="dxa" w:w="2160"/>
+            <w:tcW w:type="dxa" w:w="2340"/>
           </w:tcPr>
           <w:p>
+            <w:pPr>
+              <w:spacing w:line="240" w:lineRule="auto"/>
+            </w:pPr>
             <w:r/>
             <w:r>
               <w:rPr>
-                <w:sz w:val="16"/>
+                <w:sz w:val="18"/>
               </w:rPr>
               <w:t>25.19 (3.37)</w:t>
             </w:r>
@@ -239,13 +275,16 @@
         </w:trPr>
         <w:tc>
           <w:tcPr>
-            <w:tcW w:type="dxa" w:w="2160"/>
+            <w:tcW w:type="dxa" w:w="2340"/>
           </w:tcPr>
           <w:p>
+            <w:pPr>
+              <w:spacing w:line="240" w:lineRule="auto"/>
+            </w:pPr>
             <w:r/>
             <w:r>
               <w:rPr>
-                <w:sz w:val="16"/>
+                <w:sz w:val="18"/>
               </w:rPr>
               <w:t>Overall imagery (comparison SD)</w:t>
             </w:r>
@@ -253,13 +292,16 @@
         </w:tc>
         <w:tc>
           <w:tcPr>
-            <w:tcW w:type="dxa" w:w="2160"/>
+            <w:tcW w:type="dxa" w:w="2340"/>
           </w:tcPr>
           <w:p>
+            <w:pPr>
+              <w:spacing w:line="240" w:lineRule="auto"/>
+            </w:pPr>
             <w:r/>
             <w:r>
               <w:rPr>
-                <w:sz w:val="16"/>
+                <w:sz w:val="18"/>
               </w:rPr>
               <w:t>0.00 (1.00)</w:t>
             </w:r>
@@ -267,13 +309,16 @@
         </w:tc>
         <w:tc>
           <w:tcPr>
-            <w:tcW w:type="dxa" w:w="2160"/>
+            <w:tcW w:type="dxa" w:w="2340"/>
           </w:tcPr>
           <w:p>
+            <w:pPr>
+              <w:spacing w:line="240" w:lineRule="auto"/>
+            </w:pPr>
             <w:r/>
             <w:r>
               <w:rPr>
-                <w:sz w:val="16"/>
+                <w:sz w:val="18"/>
               </w:rPr>
               <w:t>-0.43 (1.40)</w:t>
             </w:r>
@@ -281,13 +326,16 @@
         </w:tc>
         <w:tc>
           <w:tcPr>
-            <w:tcW w:type="dxa" w:w="2160"/>
+            <w:tcW w:type="dxa" w:w="2340"/>
           </w:tcPr>
           <w:p>
+            <w:pPr>
+              <w:spacing w:line="240" w:lineRule="auto"/>
+            </w:pPr>
             <w:r/>
             <w:r>
               <w:rPr>
-                <w:sz w:val="16"/>
+                <w:sz w:val="18"/>
               </w:rPr>
               <w:t>-0.07 (1.16)</w:t>
             </w:r>
@@ -300,13 +348,16 @@
         </w:trPr>
         <w:tc>
           <w:tcPr>
-            <w:tcW w:type="dxa" w:w="2160"/>
+            <w:tcW w:type="dxa" w:w="2340"/>
           </w:tcPr>
           <w:p>
+            <w:pPr>
+              <w:spacing w:line="240" w:lineRule="auto"/>
+            </w:pPr>
             <w:r/>
             <w:r>
               <w:rPr>
-                <w:sz w:val="16"/>
+                <w:sz w:val="18"/>
               </w:rPr>
               <w:t>Sight score (5-35)</w:t>
             </w:r>
@@ -314,13 +365,16 @@
         </w:tc>
         <w:tc>
           <w:tcPr>
-            <w:tcW w:type="dxa" w:w="2160"/>
+            <w:tcW w:type="dxa" w:w="2340"/>
           </w:tcPr>
           <w:p>
+            <w:pPr>
+              <w:spacing w:line="240" w:lineRule="auto"/>
+            </w:pPr>
             <w:r/>
             <w:r>
               <w:rPr>
-                <w:sz w:val="16"/>
+                <w:sz w:val="18"/>
               </w:rPr>
               <w:t>24.57 (6.23)</w:t>
             </w:r>
@@ -328,13 +382,16 @@
         </w:tc>
         <w:tc>
           <w:tcPr>
-            <w:tcW w:type="dxa" w:w="2160"/>
+            <w:tcW w:type="dxa" w:w="2340"/>
           </w:tcPr>
           <w:p>
+            <w:pPr>
+              <w:spacing w:line="240" w:lineRule="auto"/>
+            </w:pPr>
             <w:r/>
             <w:r>
               <w:rPr>
-                <w:sz w:val="16"/>
+                <w:sz w:val="18"/>
               </w:rPr>
               <w:t>22.22 (8.18)</w:t>
             </w:r>
@@ -342,13 +399,16 @@
         </w:tc>
         <w:tc>
           <w:tcPr>
-            <w:tcW w:type="dxa" w:w="2160"/>
+            <w:tcW w:type="dxa" w:w="2340"/>
           </w:tcPr>
           <w:p>
+            <w:pPr>
+              <w:spacing w:line="240" w:lineRule="auto"/>
+            </w:pPr>
             <w:r/>
             <w:r>
               <w:rPr>
-                <w:sz w:val="16"/>
+                <w:sz w:val="18"/>
               </w:rPr>
               <w:t>24.05 (6.75)</w:t>
             </w:r>
@@ -361,13 +421,16 @@
         </w:trPr>
         <w:tc>
           <w:tcPr>
-            <w:tcW w:type="dxa" w:w="2160"/>
+            <w:tcW w:type="dxa" w:w="2340"/>
           </w:tcPr>
           <w:p>
+            <w:pPr>
+              <w:spacing w:line="240" w:lineRule="auto"/>
+            </w:pPr>
             <w:r/>
             <w:r>
               <w:rPr>
-                <w:sz w:val="16"/>
+                <w:sz w:val="18"/>
               </w:rPr>
               <w:t>Sound score (5-35)</w:t>
             </w:r>
@@ -375,13 +438,16 @@
         </w:tc>
         <w:tc>
           <w:tcPr>
-            <w:tcW w:type="dxa" w:w="2160"/>
+            <w:tcW w:type="dxa" w:w="2340"/>
           </w:tcPr>
           <w:p>
+            <w:pPr>
+              <w:spacing w:line="240" w:lineRule="auto"/>
+            </w:pPr>
             <w:r/>
             <w:r>
               <w:rPr>
-                <w:sz w:val="16"/>
+                <w:sz w:val="18"/>
               </w:rPr>
               <w:t>26.85 (5.71)</w:t>
             </w:r>
@@ -389,13 +455,16 @@
         </w:tc>
         <w:tc>
           <w:tcPr>
-            <w:tcW w:type="dxa" w:w="2160"/>
+            <w:tcW w:type="dxa" w:w="2340"/>
           </w:tcPr>
           <w:p>
+            <w:pPr>
+              <w:spacing w:line="240" w:lineRule="auto"/>
+            </w:pPr>
             <w:r/>
             <w:r>
               <w:rPr>
-                <w:sz w:val="16"/>
+                <w:sz w:val="18"/>
               </w:rPr>
               <w:t>24.48 (8.30)</w:t>
             </w:r>
@@ -403,13 +472,16 @@
         </w:tc>
         <w:tc>
           <w:tcPr>
-            <w:tcW w:type="dxa" w:w="2160"/>
+            <w:tcW w:type="dxa" w:w="2340"/>
           </w:tcPr>
           <w:p>
+            <w:pPr>
+              <w:spacing w:line="240" w:lineRule="auto"/>
+            </w:pPr>
             <w:r/>
             <w:r>
               <w:rPr>
-                <w:sz w:val="16"/>
+                <w:sz w:val="18"/>
               </w:rPr>
               <w:t>26.52 (6.20)</w:t>
             </w:r>
@@ -422,13 +494,16 @@
         </w:trPr>
         <w:tc>
           <w:tcPr>
-            <w:tcW w:type="dxa" w:w="2160"/>
+            <w:tcW w:type="dxa" w:w="2340"/>
           </w:tcPr>
           <w:p>
+            <w:pPr>
+              <w:spacing w:line="240" w:lineRule="auto"/>
+            </w:pPr>
             <w:r/>
             <w:r>
               <w:rPr>
-                <w:sz w:val="16"/>
+                <w:sz w:val="18"/>
               </w:rPr>
               <w:t>Smell score (5-35)</w:t>
             </w:r>
@@ -436,13 +511,16 @@
         </w:tc>
         <w:tc>
           <w:tcPr>
-            <w:tcW w:type="dxa" w:w="2160"/>
+            <w:tcW w:type="dxa" w:w="2340"/>
           </w:tcPr>
           <w:p>
+            <w:pPr>
+              <w:spacing w:line="240" w:lineRule="auto"/>
+            </w:pPr>
             <w:r/>
             <w:r>
               <w:rPr>
-                <w:sz w:val="16"/>
+                <w:sz w:val="18"/>
               </w:rPr>
               <w:t>23.05 (7.15)</w:t>
             </w:r>
@@ -450,13 +528,16 @@
         </w:tc>
         <w:tc>
           <w:tcPr>
-            <w:tcW w:type="dxa" w:w="2160"/>
+            <w:tcW w:type="dxa" w:w="2340"/>
           </w:tcPr>
           <w:p>
+            <w:pPr>
+              <w:spacing w:line="240" w:lineRule="auto"/>
+            </w:pPr>
             <w:r/>
             <w:r>
               <w:rPr>
-                <w:sz w:val="16"/>
+                <w:sz w:val="18"/>
               </w:rPr>
               <w:t>20.89 (8.87)</w:t>
             </w:r>
@@ -464,13 +545,16 @@
         </w:tc>
         <w:tc>
           <w:tcPr>
-            <w:tcW w:type="dxa" w:w="2160"/>
+            <w:tcW w:type="dxa" w:w="2340"/>
           </w:tcPr>
           <w:p>
+            <w:pPr>
+              <w:spacing w:line="240" w:lineRule="auto"/>
+            </w:pPr>
             <w:r/>
             <w:r>
               <w:rPr>
-                <w:sz w:val="16"/>
+                <w:sz w:val="18"/>
               </w:rPr>
               <w:t>22.62 (7.78)</w:t>
             </w:r>
@@ -483,13 +567,16 @@
         </w:trPr>
         <w:tc>
           <w:tcPr>
-            <w:tcW w:type="dxa" w:w="2160"/>
+            <w:tcW w:type="dxa" w:w="2340"/>
           </w:tcPr>
           <w:p>
+            <w:pPr>
+              <w:spacing w:line="240" w:lineRule="auto"/>
+            </w:pPr>
             <w:r/>
             <w:r>
               <w:rPr>
-                <w:sz w:val="16"/>
+                <w:sz w:val="18"/>
               </w:rPr>
               <w:t>Taste score (5-35)</w:t>
             </w:r>
@@ -497,13 +584,16 @@
         </w:tc>
         <w:tc>
           <w:tcPr>
-            <w:tcW w:type="dxa" w:w="2160"/>
+            <w:tcW w:type="dxa" w:w="2340"/>
           </w:tcPr>
           <w:p>
+            <w:pPr>
+              <w:spacing w:line="240" w:lineRule="auto"/>
+            </w:pPr>
             <w:r/>
             <w:r>
               <w:rPr>
-                <w:sz w:val="16"/>
+                <w:sz w:val="18"/>
               </w:rPr>
               <w:t>25.49 (6.96)</w:t>
             </w:r>
@@ -511,13 +601,16 @@
         </w:tc>
         <w:tc>
           <w:tcPr>
-            <w:tcW w:type="dxa" w:w="2160"/>
+            <w:tcW w:type="dxa" w:w="2340"/>
           </w:tcPr>
           <w:p>
+            <w:pPr>
+              <w:spacing w:line="240" w:lineRule="auto"/>
+            </w:pPr>
             <w:r/>
             <w:r>
               <w:rPr>
-                <w:sz w:val="16"/>
+                <w:sz w:val="18"/>
               </w:rPr>
               <w:t>22.75 (9.23)</w:t>
             </w:r>
@@ -525,13 +618,16 @@
         </w:tc>
         <w:tc>
           <w:tcPr>
-            <w:tcW w:type="dxa" w:w="2160"/>
+            <w:tcW w:type="dxa" w:w="2340"/>
           </w:tcPr>
           <w:p>
+            <w:pPr>
+              <w:spacing w:line="240" w:lineRule="auto"/>
+            </w:pPr>
             <w:r/>
             <w:r>
               <w:rPr>
-                <w:sz w:val="16"/>
+                <w:sz w:val="18"/>
               </w:rPr>
               <w:t>25.10 (7.57)</w:t>
             </w:r>
@@ -544,13 +640,16 @@
         </w:trPr>
         <w:tc>
           <w:tcPr>
-            <w:tcW w:type="dxa" w:w="2160"/>
+            <w:tcW w:type="dxa" w:w="2340"/>
           </w:tcPr>
           <w:p>
+            <w:pPr>
+              <w:spacing w:line="240" w:lineRule="auto"/>
+            </w:pPr>
             <w:r/>
             <w:r>
               <w:rPr>
-                <w:sz w:val="16"/>
+                <w:sz w:val="18"/>
               </w:rPr>
               <w:t>Touch score (5-35)</w:t>
             </w:r>
@@ -558,13 +657,16 @@
         </w:tc>
         <w:tc>
           <w:tcPr>
-            <w:tcW w:type="dxa" w:w="2160"/>
+            <w:tcW w:type="dxa" w:w="2340"/>
           </w:tcPr>
           <w:p>
+            <w:pPr>
+              <w:spacing w:line="240" w:lineRule="auto"/>
+            </w:pPr>
             <w:r/>
             <w:r>
               <w:rPr>
-                <w:sz w:val="16"/>
+                <w:sz w:val="18"/>
               </w:rPr>
               <w:t>24.91 (6.49)</w:t>
             </w:r>
@@ -572,13 +674,16 @@
         </w:tc>
         <w:tc>
           <w:tcPr>
-            <w:tcW w:type="dxa" w:w="2160"/>
+            <w:tcW w:type="dxa" w:w="2340"/>
           </w:tcPr>
           <w:p>
+            <w:pPr>
+              <w:spacing w:line="240" w:lineRule="auto"/>
+            </w:pPr>
             <w:r/>
             <w:r>
               <w:rPr>
-                <w:sz w:val="16"/>
+                <w:sz w:val="18"/>
               </w:rPr>
               <w:t>22.83 (7.98)</w:t>
             </w:r>
@@ -586,13 +691,16 @@
         </w:tc>
         <w:tc>
           <w:tcPr>
-            <w:tcW w:type="dxa" w:w="2160"/>
+            <w:tcW w:type="dxa" w:w="2340"/>
           </w:tcPr>
           <w:p>
+            <w:pPr>
+              <w:spacing w:line="240" w:lineRule="auto"/>
+            </w:pPr>
             <w:r/>
             <w:r>
               <w:rPr>
-                <w:sz w:val="16"/>
+                <w:sz w:val="18"/>
               </w:rPr>
               <w:t>24.33 (7.32)</w:t>
             </w:r>
@@ -605,13 +713,16 @@
         </w:trPr>
         <w:tc>
           <w:tcPr>
-            <w:tcW w:type="dxa" w:w="2160"/>
+            <w:tcW w:type="dxa" w:w="2340"/>
           </w:tcPr>
           <w:p>
+            <w:pPr>
+              <w:spacing w:line="240" w:lineRule="auto"/>
+            </w:pPr>
             <w:r/>
             <w:r>
               <w:rPr>
-                <w:sz w:val="16"/>
+                <w:sz w:val="18"/>
               </w:rPr>
               <w:t>Movement score (5-35)</w:t>
             </w:r>
@@ -619,13 +730,16 @@
         </w:tc>
         <w:tc>
           <w:tcPr>
-            <w:tcW w:type="dxa" w:w="2160"/>
+            <w:tcW w:type="dxa" w:w="2340"/>
           </w:tcPr>
           <w:p>
+            <w:pPr>
+              <w:spacing w:line="240" w:lineRule="auto"/>
+            </w:pPr>
             <w:r/>
             <w:r>
               <w:rPr>
-                <w:sz w:val="16"/>
+                <w:sz w:val="18"/>
               </w:rPr>
               <w:t>26.08 (6.29)</w:t>
             </w:r>
@@ -633,13 +747,16 @@
         </w:tc>
         <w:tc>
           <w:tcPr>
-            <w:tcW w:type="dxa" w:w="2160"/>
+            <w:tcW w:type="dxa" w:w="2340"/>
           </w:tcPr>
           <w:p>
+            <w:pPr>
+              <w:spacing w:line="240" w:lineRule="auto"/>
+            </w:pPr>
             <w:r/>
             <w:r>
               <w:rPr>
-                <w:sz w:val="16"/>
+                <w:sz w:val="18"/>
               </w:rPr>
               <w:t>24.29 (8.30)</w:t>
             </w:r>
@@ -647,13 +764,16 @@
         </w:tc>
         <w:tc>
           <w:tcPr>
-            <w:tcW w:type="dxa" w:w="2160"/>
+            <w:tcW w:type="dxa" w:w="2340"/>
           </w:tcPr>
           <w:p>
+            <w:pPr>
+              <w:spacing w:line="240" w:lineRule="auto"/>
+            </w:pPr>
             <w:r/>
             <w:r>
               <w:rPr>
-                <w:sz w:val="16"/>
+                <w:sz w:val="18"/>
               </w:rPr>
               <w:t>26.13 (6.84)</w:t>
             </w:r>
@@ -661,10 +781,14 @@
         </w:tc>
       </w:tr>
     </w:tbl>
-    <w:p/>
     <w:p>
+      <w:pPr>
+        <w:spacing w:line="240" w:lineRule="auto" w:after="240"/>
+      </w:pPr>
       <w:r>
-        <w:rPr/>
+        <w:rPr>
+          <w:sz w:val="20"/>
+        </w:rPr>
         <w:t>Means (standard deviations), except participant counts. Ages: Comparison 18-32 years (n = 748); Autism 18-30 years (n = 150); ADHD-only 19-30 years (n = 84). Each sense score is the sum of five 1-7 ratings (range 5-35). Movement is New et al.'s sixth sense. Sex is shown in Table 1. The archive codes sex as 0, 1 and O; we read 0 as female and 1 as male because the coded totals across New et al.'s two studies (992, 952 and 8) match their published counts of female, male and other respondents in that order.</w:t>
       </w:r>
     </w:p>
@@ -683,11 +807,11 @@
         <w:tblLook w:firstColumn="1" w:firstRow="1" w:lastColumn="0" w:lastRow="0" w:noHBand="0" w:noVBand="1" w:val="04A0"/>
       </w:tblPr>
       <w:tblGrid>
-        <w:gridCol w:w="1728"/>
-        <w:gridCol w:w="1728"/>
-        <w:gridCol w:w="1728"/>
-        <w:gridCol w:w="1728"/>
-        <w:gridCol w:w="1728"/>
+        <w:gridCol w:w="1872"/>
+        <w:gridCol w:w="1872"/>
+        <w:gridCol w:w="1872"/>
+        <w:gridCol w:w="1872"/>
+        <w:gridCol w:w="1872"/>
       </w:tblGrid>
       <w:tr>
         <w:trPr>
@@ -695,9 +819,12 @@
         </w:trPr>
         <w:tc>
           <w:tcPr>
-            <w:tcW w:type="dxa" w:w="1728"/>
+            <w:tcW w:type="dxa" w:w="1872"/>
           </w:tcPr>
           <w:p>
+            <w:pPr>
+              <w:spacing w:line="240" w:lineRule="auto"/>
+            </w:pPr>
             <w:r>
               <w:rPr>
                 <w:b/>
@@ -706,7 +833,7 @@
             <w:r>
               <w:rPr>
                 <w:b/>
-                <w:sz w:val="16"/>
+                <w:sz w:val="18"/>
               </w:rPr>
               <w:t>Test</w:t>
             </w:r>
@@ -714,9 +841,12 @@
         </w:tc>
         <w:tc>
           <w:tcPr>
-            <w:tcW w:type="dxa" w:w="1728"/>
+            <w:tcW w:type="dxa" w:w="1872"/>
           </w:tcPr>
           <w:p>
+            <w:pPr>
+              <w:spacing w:line="240" w:lineRule="auto"/>
+            </w:pPr>
             <w:r>
               <w:rPr>
                 <w:b/>
@@ -725,7 +855,7 @@
             <w:r>
               <w:rPr>
                 <w:b/>
-                <w:sz w:val="16"/>
+                <w:sz w:val="18"/>
               </w:rPr>
               <w:t>Estimate</w:t>
             </w:r>
@@ -733,9 +863,12 @@
         </w:tc>
         <w:tc>
           <w:tcPr>
-            <w:tcW w:type="dxa" w:w="1728"/>
+            <w:tcW w:type="dxa" w:w="1872"/>
           </w:tcPr>
           <w:p>
+            <w:pPr>
+              <w:spacing w:line="240" w:lineRule="auto"/>
+            </w:pPr>
             <w:r>
               <w:rPr>
                 <w:b/>
@@ -744,7 +877,7 @@
             <w:r>
               <w:rPr>
                 <w:b/>
-                <w:sz w:val="16"/>
+                <w:sz w:val="18"/>
               </w:rPr>
               <w:t>95% CI</w:t>
             </w:r>
@@ -752,9 +885,12 @@
         </w:tc>
         <w:tc>
           <w:tcPr>
-            <w:tcW w:type="dxa" w:w="1728"/>
+            <w:tcW w:type="dxa" w:w="1872"/>
           </w:tcPr>
           <w:p>
+            <w:pPr>
+              <w:spacing w:line="240" w:lineRule="auto"/>
+            </w:pPr>
             <w:r>
               <w:rPr>
                 <w:b/>
@@ -763,7 +899,7 @@
             <w:r>
               <w:rPr>
                 <w:b/>
-                <w:sz w:val="16"/>
+                <w:sz w:val="18"/>
               </w:rPr>
               <w:t>One-sided p</w:t>
             </w:r>
@@ -771,9 +907,12 @@
         </w:tc>
         <w:tc>
           <w:tcPr>
-            <w:tcW w:type="dxa" w:w="1728"/>
+            <w:tcW w:type="dxa" w:w="1872"/>
           </w:tcPr>
           <w:p>
+            <w:pPr>
+              <w:spacing w:line="240" w:lineRule="auto"/>
+            </w:pPr>
             <w:r>
               <w:rPr>
                 <w:b/>
@@ -782,7 +921,7 @@
             <w:r>
               <w:rPr>
                 <w:b/>
-                <w:sz w:val="16"/>
+                <w:sz w:val="18"/>
               </w:rPr>
               <w:t>Supported</w:t>
             </w:r>
@@ -795,13 +934,16 @@
         </w:trPr>
         <w:tc>
           <w:tcPr>
-            <w:tcW w:type="dxa" w:w="1728"/>
+            <w:tcW w:type="dxa" w:w="1872"/>
           </w:tcPr>
           <w:p>
+            <w:pPr>
+              <w:spacing w:line="240" w:lineRule="auto"/>
+            </w:pPr>
             <w:r/>
             <w:r>
               <w:rPr>
-                <w:sz w:val="16"/>
+                <w:sz w:val="18"/>
               </w:rPr>
               <w:t>H1. Overall imagery, autism vs comparison</w:t>
             </w:r>
@@ -809,13 +951,16 @@
         </w:tc>
         <w:tc>
           <w:tcPr>
-            <w:tcW w:type="dxa" w:w="1728"/>
+            <w:tcW w:type="dxa" w:w="1872"/>
           </w:tcPr>
           <w:p>
+            <w:pPr>
+              <w:spacing w:line="240" w:lineRule="auto"/>
+            </w:pPr>
             <w:r/>
             <w:r>
               <w:rPr>
-                <w:sz w:val="16"/>
+                <w:sz w:val="18"/>
               </w:rPr>
               <w:t>-0.422</w:t>
             </w:r>
@@ -823,13 +968,16 @@
         </w:tc>
         <w:tc>
           <w:tcPr>
-            <w:tcW w:type="dxa" w:w="1728"/>
+            <w:tcW w:type="dxa" w:w="1872"/>
           </w:tcPr>
           <w:p>
+            <w:pPr>
+              <w:spacing w:line="240" w:lineRule="auto"/>
+            </w:pPr>
             <w:r/>
             <w:r>
               <w:rPr>
-                <w:sz w:val="16"/>
+                <w:sz w:val="18"/>
               </w:rPr>
               <w:t>-0.658 to -0.186</w:t>
             </w:r>
@@ -837,13 +985,16 @@
         </w:tc>
         <w:tc>
           <w:tcPr>
-            <w:tcW w:type="dxa" w:w="1728"/>
+            <w:tcW w:type="dxa" w:w="1872"/>
           </w:tcPr>
           <w:p>
+            <w:pPr>
+              <w:spacing w:line="240" w:lineRule="auto"/>
+            </w:pPr>
             <w:r/>
             <w:r>
               <w:rPr>
-                <w:sz w:val="16"/>
+                <w:sz w:val="18"/>
               </w:rPr>
               <w:t>0.000232</w:t>
             </w:r>
@@ -851,13 +1002,16 @@
         </w:tc>
         <w:tc>
           <w:tcPr>
-            <w:tcW w:type="dxa" w:w="1728"/>
+            <w:tcW w:type="dxa" w:w="1872"/>
           </w:tcPr>
           <w:p>
+            <w:pPr>
+              <w:spacing w:line="240" w:lineRule="auto"/>
+            </w:pPr>
             <w:r/>
             <w:r>
               <w:rPr>
-                <w:sz w:val="16"/>
+                <w:sz w:val="18"/>
               </w:rPr>
               <w:t>Yes</w:t>
             </w:r>
@@ -870,13 +1024,16 @@
         </w:trPr>
         <w:tc>
           <w:tcPr>
-            <w:tcW w:type="dxa" w:w="1728"/>
+            <w:tcW w:type="dxa" w:w="1872"/>
           </w:tcPr>
           <w:p>
+            <w:pPr>
+              <w:spacing w:line="240" w:lineRule="auto"/>
+            </w:pPr>
             <w:r/>
             <w:r>
               <w:rPr>
-                <w:sz w:val="16"/>
+                <w:sz w:val="18"/>
               </w:rPr>
               <w:t>H2a. Absent smell imagery</w:t>
             </w:r>
@@ -884,13 +1041,16 @@
         </w:tc>
         <w:tc>
           <w:tcPr>
-            <w:tcW w:type="dxa" w:w="1728"/>
+            <w:tcW w:type="dxa" w:w="1872"/>
           </w:tcPr>
           <w:p>
+            <w:pPr>
+              <w:spacing w:line="240" w:lineRule="auto"/>
+            </w:pPr>
             <w:r/>
             <w:r>
               <w:rPr>
-                <w:sz w:val="16"/>
+                <w:sz w:val="18"/>
               </w:rPr>
               <w:t>2.691</w:t>
             </w:r>
@@ -898,13 +1058,16 @@
         </w:tc>
         <w:tc>
           <w:tcPr>
-            <w:tcW w:type="dxa" w:w="1728"/>
+            <w:tcW w:type="dxa" w:w="1872"/>
           </w:tcPr>
           <w:p>
+            <w:pPr>
+              <w:spacing w:line="240" w:lineRule="auto"/>
+            </w:pPr>
             <w:r/>
             <w:r>
               <w:rPr>
-                <w:sz w:val="16"/>
+                <w:sz w:val="18"/>
               </w:rPr>
               <w:t>1.420 to 5.099</w:t>
             </w:r>
@@ -912,13 +1075,16 @@
         </w:tc>
         <w:tc>
           <w:tcPr>
-            <w:tcW w:type="dxa" w:w="1728"/>
+            <w:tcW w:type="dxa" w:w="1872"/>
           </w:tcPr>
           <w:p>
+            <w:pPr>
+              <w:spacing w:line="240" w:lineRule="auto"/>
+            </w:pPr>
             <w:r/>
             <w:r>
               <w:rPr>
-                <w:sz w:val="16"/>
+                <w:sz w:val="18"/>
               </w:rPr>
               <w:t>0.0012</w:t>
             </w:r>
@@ -926,13 +1092,16 @@
         </w:tc>
         <w:tc>
           <w:tcPr>
-            <w:tcW w:type="dxa" w:w="1728"/>
+            <w:tcW w:type="dxa" w:w="1872"/>
           </w:tcPr>
           <w:p>
+            <w:pPr>
+              <w:spacing w:line="240" w:lineRule="auto"/>
+            </w:pPr>
             <w:r/>
             <w:r>
               <w:rPr>
-                <w:sz w:val="16"/>
+                <w:sz w:val="18"/>
               </w:rPr>
               <w:t>Yes</w:t>
             </w:r>
@@ -945,13 +1114,16 @@
         </w:trPr>
         <w:tc>
           <w:tcPr>
-            <w:tcW w:type="dxa" w:w="1728"/>
+            <w:tcW w:type="dxa" w:w="1872"/>
           </w:tcPr>
           <w:p>
+            <w:pPr>
+              <w:spacing w:line="240" w:lineRule="auto"/>
+            </w:pPr>
             <w:r/>
             <w:r>
               <w:rPr>
-                <w:sz w:val="16"/>
+                <w:sz w:val="18"/>
               </w:rPr>
               <w:t>H2b. Absent taste imagery</w:t>
             </w:r>
@@ -959,13 +1131,16 @@
         </w:tc>
         <w:tc>
           <w:tcPr>
-            <w:tcW w:type="dxa" w:w="1728"/>
+            <w:tcW w:type="dxa" w:w="1872"/>
           </w:tcPr>
           <w:p>
+            <w:pPr>
+              <w:spacing w:line="240" w:lineRule="auto"/>
+            </w:pPr>
             <w:r/>
             <w:r>
               <w:rPr>
-                <w:sz w:val="16"/>
+                <w:sz w:val="18"/>
               </w:rPr>
               <w:t>3.812</w:t>
             </w:r>
@@ -973,13 +1148,16 @@
         </w:tc>
         <w:tc>
           <w:tcPr>
-            <w:tcW w:type="dxa" w:w="1728"/>
+            <w:tcW w:type="dxa" w:w="1872"/>
           </w:tcPr>
           <w:p>
+            <w:pPr>
+              <w:spacing w:line="240" w:lineRule="auto"/>
+            </w:pPr>
             <w:r/>
             <w:r>
               <w:rPr>
-                <w:sz w:val="16"/>
+                <w:sz w:val="18"/>
               </w:rPr>
               <w:t>2.001 to 7.262</w:t>
             </w:r>
@@ -987,13 +1165,16 @@
         </w:tc>
         <w:tc>
           <w:tcPr>
-            <w:tcW w:type="dxa" w:w="1728"/>
+            <w:tcW w:type="dxa" w:w="1872"/>
           </w:tcPr>
           <w:p>
+            <w:pPr>
+              <w:spacing w:line="240" w:lineRule="auto"/>
+            </w:pPr>
             <w:r/>
             <w:r>
               <w:rPr>
-                <w:sz w:val="16"/>
+                <w:sz w:val="18"/>
               </w:rPr>
               <w:t>2.35e-05</w:t>
             </w:r>
@@ -1001,13 +1182,16 @@
         </w:tc>
         <w:tc>
           <w:tcPr>
-            <w:tcW w:type="dxa" w:w="1728"/>
+            <w:tcW w:type="dxa" w:w="1872"/>
           </w:tcPr>
           <w:p>
+            <w:pPr>
+              <w:spacing w:line="240" w:lineRule="auto"/>
+            </w:pPr>
             <w:r/>
             <w:r>
               <w:rPr>
-                <w:sz w:val="16"/>
+                <w:sz w:val="18"/>
               </w:rPr>
               <w:t>Yes</w:t>
             </w:r>
@@ -1015,10 +1199,14 @@
         </w:tc>
       </w:tr>
     </w:tbl>
-    <w:p/>
     <w:p>
+      <w:pPr>
+        <w:spacing w:line="240" w:lineRule="auto" w:after="240"/>
+      </w:pPr>
       <w:r>
-        <w:rPr/>
+        <w:rPr>
+          <w:sz w:val="20"/>
+        </w:rPr>
         <w:t>The first estimate is a difference in comparison-group standard deviations; the others are odds ratios. The file supplement_registered_estimates.csv stores two-sided p values for every model; the one-sided p values above are the registered tests.</w:t>
       </w:r>
     </w:p>
@@ -1037,10 +1225,10 @@
         <w:tblLook w:firstColumn="1" w:firstRow="1" w:lastColumn="0" w:lastRow="0" w:noHBand="0" w:noVBand="1" w:val="04A0"/>
       </w:tblPr>
       <w:tblGrid>
-        <w:gridCol w:w="2160"/>
-        <w:gridCol w:w="2160"/>
-        <w:gridCol w:w="2160"/>
-        <w:gridCol w:w="2160"/>
+        <w:gridCol w:w="2340"/>
+        <w:gridCol w:w="2340"/>
+        <w:gridCol w:w="2340"/>
+        <w:gridCol w:w="2340"/>
       </w:tblGrid>
       <w:tr>
         <w:trPr>
@@ -1048,9 +1236,12 @@
         </w:trPr>
         <w:tc>
           <w:tcPr>
-            <w:tcW w:type="dxa" w:w="2160"/>
+            <w:tcW w:type="dxa" w:w="2340"/>
           </w:tcPr>
           <w:p>
+            <w:pPr>
+              <w:spacing w:line="240" w:lineRule="auto"/>
+            </w:pPr>
             <w:r>
               <w:rPr>
                 <w:b/>
@@ -1059,7 +1250,7 @@
             <w:r>
               <w:rPr>
                 <w:b/>
-                <w:sz w:val="16"/>
+                <w:sz w:val="18"/>
               </w:rPr>
               <w:t>Test</w:t>
             </w:r>
@@ -1067,9 +1258,12 @@
         </w:tc>
         <w:tc>
           <w:tcPr>
-            <w:tcW w:type="dxa" w:w="2160"/>
+            <w:tcW w:type="dxa" w:w="2340"/>
           </w:tcPr>
           <w:p>
+            <w:pPr>
+              <w:spacing w:line="240" w:lineRule="auto"/>
+            </w:pPr>
             <w:r>
               <w:rPr>
                 <w:b/>
@@ -1078,7 +1272,7 @@
             <w:r>
               <w:rPr>
                 <w:b/>
-                <w:sz w:val="16"/>
+                <w:sz w:val="18"/>
               </w:rPr>
               <w:t>Definition</w:t>
             </w:r>
@@ -1086,9 +1280,12 @@
         </w:tc>
         <w:tc>
           <w:tcPr>
-            <w:tcW w:type="dxa" w:w="2160"/>
+            <w:tcW w:type="dxa" w:w="2340"/>
           </w:tcPr>
           <w:p>
+            <w:pPr>
+              <w:spacing w:line="240" w:lineRule="auto"/>
+            </w:pPr>
             <w:r>
               <w:rPr>
                 <w:b/>
@@ -1097,7 +1294,7 @@
             <w:r>
               <w:rPr>
                 <w:b/>
-                <w:sz w:val="16"/>
+                <w:sz w:val="18"/>
               </w:rPr>
               <w:t>Two-sided p</w:t>
             </w:r>
@@ -1105,9 +1302,12 @@
         </w:tc>
         <w:tc>
           <w:tcPr>
-            <w:tcW w:type="dxa" w:w="2160"/>
+            <w:tcW w:type="dxa" w:w="2340"/>
           </w:tcPr>
           <w:p>
+            <w:pPr>
+              <w:spacing w:line="240" w:lineRule="auto"/>
+            </w:pPr>
             <w:r>
               <w:rPr>
                 <w:b/>
@@ -1116,7 +1316,7 @@
             <w:r>
               <w:rPr>
                 <w:b/>
-                <w:sz w:val="16"/>
+                <w:sz w:val="18"/>
               </w:rPr>
               <w:t>Holm-adjusted p</w:t>
             </w:r>
@@ -1129,13 +1329,16 @@
         </w:trPr>
         <w:tc>
           <w:tcPr>
-            <w:tcW w:type="dxa" w:w="2160"/>
+            <w:tcW w:type="dxa" w:w="2340"/>
           </w:tcPr>
           <w:p>
+            <w:pPr>
+              <w:spacing w:line="240" w:lineRule="auto"/>
+            </w:pPr>
             <w:r/>
             <w:r>
               <w:rPr>
-                <w:sz w:val="16"/>
+                <w:sz w:val="18"/>
               </w:rPr>
               <w:t>S1(a)</w:t>
             </w:r>
@@ -1143,13 +1346,16 @@
         </w:tc>
         <w:tc>
           <w:tcPr>
-            <w:tcW w:type="dxa" w:w="2160"/>
+            <w:tcW w:type="dxa" w:w="2340"/>
           </w:tcPr>
           <w:p>
+            <w:pPr>
+              <w:spacing w:line="240" w:lineRule="auto"/>
+            </w:pPr>
             <w:r/>
             <w:r>
               <w:rPr>
-                <w:sz w:val="16"/>
+                <w:sz w:val="18"/>
               </w:rPr>
               <w:t>Autism: smell/taste difference minus sight difference</w:t>
             </w:r>
@@ -1157,13 +1363,16 @@
         </w:tc>
         <w:tc>
           <w:tcPr>
-            <w:tcW w:type="dxa" w:w="2160"/>
+            <w:tcW w:type="dxa" w:w="2340"/>
           </w:tcPr>
           <w:p>
+            <w:pPr>
+              <w:spacing w:line="240" w:lineRule="auto"/>
+            </w:pPr>
             <w:r/>
             <w:r>
               <w:rPr>
-                <w:sz w:val="16"/>
+                <w:sz w:val="18"/>
               </w:rPr>
               <w:t>0.76</w:t>
             </w:r>
@@ -1171,13 +1380,16 @@
         </w:tc>
         <w:tc>
           <w:tcPr>
-            <w:tcW w:type="dxa" w:w="2160"/>
+            <w:tcW w:type="dxa" w:w="2340"/>
           </w:tcPr>
           <w:p>
+            <w:pPr>
+              <w:spacing w:line="240" w:lineRule="auto"/>
+            </w:pPr>
             <w:r/>
             <w:r>
               <w:rPr>
-                <w:sz w:val="16"/>
+                <w:sz w:val="18"/>
               </w:rPr>
               <w:t>1</w:t>
             </w:r>
@@ -1190,13 +1402,16 @@
         </w:trPr>
         <w:tc>
           <w:tcPr>
-            <w:tcW w:type="dxa" w:w="2160"/>
+            <w:tcW w:type="dxa" w:w="2340"/>
           </w:tcPr>
           <w:p>
+            <w:pPr>
+              <w:spacing w:line="240" w:lineRule="auto"/>
+            </w:pPr>
             <w:r/>
             <w:r>
               <w:rPr>
-                <w:sz w:val="16"/>
+                <w:sz w:val="18"/>
               </w:rPr>
               <w:t>S1(b)</w:t>
             </w:r>
@@ -1204,13 +1419,16 @@
         </w:tc>
         <w:tc>
           <w:tcPr>
-            <w:tcW w:type="dxa" w:w="2160"/>
+            <w:tcW w:type="dxa" w:w="2340"/>
           </w:tcPr>
           <w:p>
+            <w:pPr>
+              <w:spacing w:line="240" w:lineRule="auto"/>
+            </w:pPr>
             <w:r/>
             <w:r>
               <w:rPr>
-                <w:sz w:val="16"/>
+                <w:sz w:val="18"/>
               </w:rPr>
               <w:t>Autism: difference varies across the six senses</w:t>
             </w:r>
@@ -1218,13 +1436,16 @@
         </w:tc>
         <w:tc>
           <w:tcPr>
-            <w:tcW w:type="dxa" w:w="2160"/>
+            <w:tcW w:type="dxa" w:w="2340"/>
           </w:tcPr>
           <w:p>
+            <w:pPr>
+              <w:spacing w:line="240" w:lineRule="auto"/>
+            </w:pPr>
             <w:r/>
             <w:r>
               <w:rPr>
-                <w:sz w:val="16"/>
+                <w:sz w:val="18"/>
               </w:rPr>
               <w:t>0.501</w:t>
             </w:r>
@@ -1232,13 +1453,16 @@
         </w:tc>
         <w:tc>
           <w:tcPr>
-            <w:tcW w:type="dxa" w:w="2160"/>
+            <w:tcW w:type="dxa" w:w="2340"/>
           </w:tcPr>
           <w:p>
+            <w:pPr>
+              <w:spacing w:line="240" w:lineRule="auto"/>
+            </w:pPr>
             <w:r/>
             <w:r>
               <w:rPr>
-                <w:sz w:val="16"/>
+                <w:sz w:val="18"/>
               </w:rPr>
               <w:t>1</w:t>
             </w:r>
@@ -1251,13 +1475,16 @@
         </w:trPr>
         <w:tc>
           <w:tcPr>
-            <w:tcW w:type="dxa" w:w="2160"/>
+            <w:tcW w:type="dxa" w:w="2340"/>
           </w:tcPr>
           <w:p>
+            <w:pPr>
+              <w:spacing w:line="240" w:lineRule="auto"/>
+            </w:pPr>
             <w:r/>
             <w:r>
               <w:rPr>
-                <w:sz w:val="16"/>
+                <w:sz w:val="18"/>
               </w:rPr>
               <w:t>S2</w:t>
             </w:r>
@@ -1265,13 +1492,16 @@
         </w:tc>
         <w:tc>
           <w:tcPr>
-            <w:tcW w:type="dxa" w:w="2160"/>
+            <w:tcW w:type="dxa" w:w="2340"/>
           </w:tcPr>
           <w:p>
+            <w:pPr>
+              <w:spacing w:line="240" w:lineRule="auto"/>
+            </w:pPr>
             <w:r/>
             <w:r>
               <w:rPr>
-                <w:sz w:val="16"/>
+                <w:sz w:val="18"/>
               </w:rPr>
               <w:t>Autism minus ADHD-only, overall score</w:t>
             </w:r>
@@ -1279,13 +1509,16 @@
         </w:tc>
         <w:tc>
           <w:tcPr>
-            <w:tcW w:type="dxa" w:w="2160"/>
+            <w:tcW w:type="dxa" w:w="2340"/>
           </w:tcPr>
           <w:p>
+            <w:pPr>
+              <w:spacing w:line="240" w:lineRule="auto"/>
+            </w:pPr>
             <w:r/>
             <w:r>
               <w:rPr>
-                <w:sz w:val="16"/>
+                <w:sz w:val="18"/>
               </w:rPr>
               <w:t>0.0373</w:t>
             </w:r>
@@ -1293,13 +1526,16 @@
         </w:tc>
         <w:tc>
           <w:tcPr>
-            <w:tcW w:type="dxa" w:w="2160"/>
+            <w:tcW w:type="dxa" w:w="2340"/>
           </w:tcPr>
           <w:p>
+            <w:pPr>
+              <w:spacing w:line="240" w:lineRule="auto"/>
+            </w:pPr>
             <w:r/>
             <w:r>
               <w:rPr>
-                <w:sz w:val="16"/>
+                <w:sz w:val="18"/>
               </w:rPr>
               <w:t>0.149</w:t>
             </w:r>
@@ -1312,13 +1548,16 @@
         </w:trPr>
         <w:tc>
           <w:tcPr>
-            <w:tcW w:type="dxa" w:w="2160"/>
+            <w:tcW w:type="dxa" w:w="2340"/>
           </w:tcPr>
           <w:p>
+            <w:pPr>
+              <w:spacing w:line="240" w:lineRule="auto"/>
+            </w:pPr>
             <w:r/>
             <w:r>
               <w:rPr>
-                <w:sz w:val="16"/>
+                <w:sz w:val="18"/>
               </w:rPr>
               <w:t>S3</w:t>
             </w:r>
@@ -1326,13 +1565,16 @@
         </w:tc>
         <w:tc>
           <w:tcPr>
-            <w:tcW w:type="dxa" w:w="2160"/>
+            <w:tcW w:type="dxa" w:w="2340"/>
           </w:tcPr>
           <w:p>
+            <w:pPr>
+              <w:spacing w:line="240" w:lineRule="auto"/>
+            </w:pPr>
             <w:r/>
             <w:r>
               <w:rPr>
-                <w:sz w:val="16"/>
+                <w:sz w:val="18"/>
               </w:rPr>
               <w:t>Absent visual imagery, autism vs comparison</w:t>
             </w:r>
@@ -1340,13 +1582,16 @@
         </w:tc>
         <w:tc>
           <w:tcPr>
-            <w:tcW w:type="dxa" w:w="2160"/>
+            <w:tcW w:type="dxa" w:w="2340"/>
           </w:tcPr>
           <w:p>
+            <w:pPr>
+              <w:spacing w:line="240" w:lineRule="auto"/>
+            </w:pPr>
             <w:r/>
             <w:r>
               <w:rPr>
-                <w:sz w:val="16"/>
+                <w:sz w:val="18"/>
               </w:rPr>
               <w:t>0.0108</w:t>
             </w:r>
@@ -1354,13 +1599,16 @@
         </w:tc>
         <w:tc>
           <w:tcPr>
-            <w:tcW w:type="dxa" w:w="2160"/>
+            <w:tcW w:type="dxa" w:w="2340"/>
           </w:tcPr>
           <w:p>
+            <w:pPr>
+              <w:spacing w:line="240" w:lineRule="auto"/>
+            </w:pPr>
             <w:r/>
             <w:r>
               <w:rPr>
-                <w:sz w:val="16"/>
+                <w:sz w:val="18"/>
               </w:rPr>
               <w:t>0.0541</w:t>
             </w:r>
@@ -1373,13 +1621,16 @@
         </w:trPr>
         <w:tc>
           <w:tcPr>
-            <w:tcW w:type="dxa" w:w="2160"/>
+            <w:tcW w:type="dxa" w:w="2340"/>
           </w:tcPr>
           <w:p>
+            <w:pPr>
+              <w:spacing w:line="240" w:lineRule="auto"/>
+            </w:pPr>
             <w:r/>
             <w:r>
               <w:rPr>
-                <w:sz w:val="16"/>
+                <w:sz w:val="18"/>
               </w:rPr>
               <w:t>S4</w:t>
             </w:r>
@@ -1387,13 +1638,16 @@
         </w:tc>
         <w:tc>
           <w:tcPr>
-            <w:tcW w:type="dxa" w:w="2160"/>
+            <w:tcW w:type="dxa" w:w="2340"/>
           </w:tcPr>
           <w:p>
+            <w:pPr>
+              <w:spacing w:line="240" w:lineRule="auto"/>
+            </w:pPr>
             <w:r/>
             <w:r>
               <w:rPr>
-                <w:sz w:val="16"/>
+                <w:sz w:val="18"/>
               </w:rPr>
               <w:t>ADHD-only: smell/taste difference minus sight difference</w:t>
             </w:r>
@@ -1401,13 +1655,16 @@
         </w:tc>
         <w:tc>
           <w:tcPr>
-            <w:tcW w:type="dxa" w:w="2160"/>
+            <w:tcW w:type="dxa" w:w="2340"/>
           </w:tcPr>
           <w:p>
+            <w:pPr>
+              <w:spacing w:line="240" w:lineRule="auto"/>
+            </w:pPr>
             <w:r/>
             <w:r>
               <w:rPr>
-                <w:sz w:val="16"/>
+                <w:sz w:val="18"/>
               </w:rPr>
               <w:t>0.797</w:t>
             </w:r>
@@ -1415,13 +1672,16 @@
         </w:tc>
         <w:tc>
           <w:tcPr>
-            <w:tcW w:type="dxa" w:w="2160"/>
+            <w:tcW w:type="dxa" w:w="2340"/>
           </w:tcPr>
           <w:p>
+            <w:pPr>
+              <w:spacing w:line="240" w:lineRule="auto"/>
+            </w:pPr>
             <w:r/>
             <w:r>
               <w:rPr>
-                <w:sz w:val="16"/>
+                <w:sz w:val="18"/>
               </w:rPr>
               <w:t>1</w:t>
             </w:r>
@@ -1429,10 +1689,14 @@
         </w:tc>
       </w:tr>
     </w:tbl>
-    <w:p/>
     <w:p>
+      <w:pPr>
+        <w:spacing w:line="240" w:lineRule="auto" w:after="240"/>
+      </w:pPr>
       <w:r>
-        <w:rPr/>
+        <w:rPr>
+          <w:sz w:val="20"/>
+        </w:rPr>
         <w:t>The ADHD-only versus comparison difference in the three-group model was -0.065 SD (95% CI -0.325 to +0.195). S1 and S4 use one row per person per sense (5,388 rows for 898 people in S1; 4,992 rows for 832 people in S4).</w:t>
       </w:r>
     </w:p>
@@ -1451,11 +1715,11 @@
         <w:tblLook w:firstColumn="1" w:firstRow="1" w:lastColumn="0" w:lastRow="0" w:noHBand="0" w:noVBand="1" w:val="04A0"/>
       </w:tblPr>
       <w:tblGrid>
-        <w:gridCol w:w="1728"/>
-        <w:gridCol w:w="1728"/>
-        <w:gridCol w:w="1728"/>
-        <w:gridCol w:w="1728"/>
-        <w:gridCol w:w="1728"/>
+        <w:gridCol w:w="1872"/>
+        <w:gridCol w:w="1872"/>
+        <w:gridCol w:w="1872"/>
+        <w:gridCol w:w="1872"/>
+        <w:gridCol w:w="1872"/>
       </w:tblGrid>
       <w:tr>
         <w:trPr>
@@ -1463,9 +1727,12 @@
         </w:trPr>
         <w:tc>
           <w:tcPr>
-            <w:tcW w:type="dxa" w:w="1728"/>
+            <w:tcW w:type="dxa" w:w="1872"/>
           </w:tcPr>
           <w:p>
+            <w:pPr>
+              <w:spacing w:line="240" w:lineRule="auto"/>
+            </w:pPr>
             <w:r>
               <w:rPr>
                 <w:b/>
@@ -1474,7 +1741,7 @@
             <w:r>
               <w:rPr>
                 <w:b/>
-                <w:sz w:val="16"/>
+                <w:sz w:val="18"/>
               </w:rPr>
               <w:t>Analysis</w:t>
             </w:r>
@@ -1482,9 +1749,12 @@
         </w:tc>
         <w:tc>
           <w:tcPr>
-            <w:tcW w:type="dxa" w:w="1728"/>
+            <w:tcW w:type="dxa" w:w="1872"/>
           </w:tcPr>
           <w:p>
+            <w:pPr>
+              <w:spacing w:line="240" w:lineRule="auto"/>
+            </w:pPr>
             <w:r>
               <w:rPr>
                 <w:b/>
@@ -1493,7 +1763,7 @@
             <w:r>
               <w:rPr>
                 <w:b/>
-                <w:sz w:val="16"/>
+                <w:sz w:val="18"/>
               </w:rPr>
               <w:t>Estimate</w:t>
             </w:r>
@@ -1501,9 +1771,12 @@
         </w:tc>
         <w:tc>
           <w:tcPr>
-            <w:tcW w:type="dxa" w:w="1728"/>
+            <w:tcW w:type="dxa" w:w="1872"/>
           </w:tcPr>
           <w:p>
+            <w:pPr>
+              <w:spacing w:line="240" w:lineRule="auto"/>
+            </w:pPr>
             <w:r>
               <w:rPr>
                 <w:b/>
@@ -1512,7 +1785,7 @@
             <w:r>
               <w:rPr>
                 <w:b/>
-                <w:sz w:val="16"/>
+                <w:sz w:val="18"/>
               </w:rPr>
               <w:t>95% CI</w:t>
             </w:r>
@@ -1520,9 +1793,12 @@
         </w:tc>
         <w:tc>
           <w:tcPr>
-            <w:tcW w:type="dxa" w:w="1728"/>
+            <w:tcW w:type="dxa" w:w="1872"/>
           </w:tcPr>
           <w:p>
+            <w:pPr>
+              <w:spacing w:line="240" w:lineRule="auto"/>
+            </w:pPr>
             <w:r>
               <w:rPr>
                 <w:b/>
@@ -1531,7 +1807,7 @@
             <w:r>
               <w:rPr>
                 <w:b/>
-                <w:sz w:val="16"/>
+                <w:sz w:val="18"/>
               </w:rPr>
               <w:t>Units</w:t>
             </w:r>
@@ -1539,9 +1815,12 @@
         </w:tc>
         <w:tc>
           <w:tcPr>
-            <w:tcW w:type="dxa" w:w="1728"/>
+            <w:tcW w:type="dxa" w:w="1872"/>
           </w:tcPr>
           <w:p>
+            <w:pPr>
+              <w:spacing w:line="240" w:lineRule="auto"/>
+            </w:pPr>
             <w:r>
               <w:rPr>
                 <w:b/>
@@ -1550,7 +1829,7 @@
             <w:r>
               <w:rPr>
                 <w:b/>
-                <w:sz w:val="16"/>
+                <w:sz w:val="18"/>
               </w:rPr>
               <w:t>n</w:t>
             </w:r>
@@ -1563,13 +1842,16 @@
         </w:trPr>
         <w:tc>
           <w:tcPr>
-            <w:tcW w:type="dxa" w:w="1728"/>
+            <w:tcW w:type="dxa" w:w="1872"/>
           </w:tcPr>
           <w:p>
+            <w:pPr>
+              <w:spacing w:line="240" w:lineRule="auto"/>
+            </w:pPr>
             <w:r/>
             <w:r>
               <w:rPr>
-                <w:sz w:val="16"/>
+                <w:sz w:val="18"/>
               </w:rPr>
               <w:t>New: autism group without co-reported ADHD</w:t>
             </w:r>
@@ -1577,13 +1859,16 @@
         </w:tc>
         <w:tc>
           <w:tcPr>
-            <w:tcW w:type="dxa" w:w="1728"/>
+            <w:tcW w:type="dxa" w:w="1872"/>
           </w:tcPr>
           <w:p>
+            <w:pPr>
+              <w:spacing w:line="240" w:lineRule="auto"/>
+            </w:pPr>
             <w:r/>
             <w:r>
               <w:rPr>
-                <w:sz w:val="16"/>
+                <w:sz w:val="18"/>
               </w:rPr>
               <w:t>-0.389</w:t>
             </w:r>
@@ -1591,13 +1876,16 @@
         </w:tc>
         <w:tc>
           <w:tcPr>
-            <w:tcW w:type="dxa" w:w="1728"/>
+            <w:tcW w:type="dxa" w:w="1872"/>
           </w:tcPr>
           <w:p>
+            <w:pPr>
+              <w:spacing w:line="240" w:lineRule="auto"/>
+            </w:pPr>
             <w:r/>
             <w:r>
               <w:rPr>
-                <w:sz w:val="16"/>
+                <w:sz w:val="18"/>
               </w:rPr>
               <w:t>-0.651 to -0.128</w:t>
             </w:r>
@@ -1605,13 +1893,16 @@
         </w:tc>
         <w:tc>
           <w:tcPr>
-            <w:tcW w:type="dxa" w:w="1728"/>
+            <w:tcW w:type="dxa" w:w="1872"/>
           </w:tcPr>
           <w:p>
+            <w:pPr>
+              <w:spacing w:line="240" w:lineRule="auto"/>
+            </w:pPr>
             <w:r/>
             <w:r>
               <w:rPr>
-                <w:sz w:val="16"/>
+                <w:sz w:val="18"/>
               </w:rPr>
               <w:t>SD; people</w:t>
             </w:r>
@@ -1619,13 +1910,16 @@
         </w:tc>
         <w:tc>
           <w:tcPr>
-            <w:tcW w:type="dxa" w:w="1728"/>
+            <w:tcW w:type="dxa" w:w="1872"/>
           </w:tcPr>
           <w:p>
+            <w:pPr>
+              <w:spacing w:line="240" w:lineRule="auto"/>
+            </w:pPr>
             <w:r/>
             <w:r>
               <w:rPr>
-                <w:sz w:val="16"/>
+                <w:sz w:val="18"/>
               </w:rPr>
               <w:t>852</w:t>
             </w:r>
@@ -1638,13 +1932,16 @@
         </w:trPr>
         <w:tc>
           <w:tcPr>
-            <w:tcW w:type="dxa" w:w="1728"/>
+            <w:tcW w:type="dxa" w:w="1872"/>
           </w:tcPr>
           <w:p>
+            <w:pPr>
+              <w:spacing w:line="240" w:lineRule="auto"/>
+            </w:pPr>
             <w:r/>
             <w:r>
               <w:rPr>
-                <w:sz w:val="16"/>
+                <w:sz w:val="18"/>
               </w:rPr>
               <w:t>New: raw six-sense mean</w:t>
             </w:r>
@@ -1652,13 +1949,16 @@
         </w:tc>
         <w:tc>
           <w:tcPr>
-            <w:tcW w:type="dxa" w:w="1728"/>
+            <w:tcW w:type="dxa" w:w="1872"/>
           </w:tcPr>
           <w:p>
+            <w:pPr>
+              <w:spacing w:line="240" w:lineRule="auto"/>
+            </w:pPr>
             <w:r/>
             <w:r>
               <w:rPr>
-                <w:sz w:val="16"/>
+                <w:sz w:val="18"/>
               </w:rPr>
               <w:t>-2.216</w:t>
             </w:r>
@@ -1666,13 +1966,16 @@
         </w:tc>
         <w:tc>
           <w:tcPr>
-            <w:tcW w:type="dxa" w:w="1728"/>
+            <w:tcW w:type="dxa" w:w="1872"/>
           </w:tcPr>
           <w:p>
+            <w:pPr>
+              <w:spacing w:line="240" w:lineRule="auto"/>
+            </w:pPr>
             <w:r/>
             <w:r>
               <w:rPr>
-                <w:sz w:val="16"/>
+                <w:sz w:val="18"/>
               </w:rPr>
               <w:t>-3.456 to -0.976</w:t>
             </w:r>
@@ -1680,13 +1983,16 @@
         </w:tc>
         <w:tc>
           <w:tcPr>
-            <w:tcW w:type="dxa" w:w="1728"/>
+            <w:tcW w:type="dxa" w:w="1872"/>
           </w:tcPr>
           <w:p>
+            <w:pPr>
+              <w:spacing w:line="240" w:lineRule="auto"/>
+            </w:pPr>
             <w:r/>
             <w:r>
               <w:rPr>
-                <w:sz w:val="16"/>
+                <w:sz w:val="18"/>
               </w:rPr>
               <w:t>Points on 5-35 scale; people</w:t>
             </w:r>
@@ -1694,13 +2000,16 @@
         </w:tc>
         <w:tc>
           <w:tcPr>
-            <w:tcW w:type="dxa" w:w="1728"/>
+            <w:tcW w:type="dxa" w:w="1872"/>
           </w:tcPr>
           <w:p>
+            <w:pPr>
+              <w:spacing w:line="240" w:lineRule="auto"/>
+            </w:pPr>
             <w:r/>
             <w:r>
               <w:rPr>
-                <w:sz w:val="16"/>
+                <w:sz w:val="18"/>
               </w:rPr>
               <w:t>898</w:t>
             </w:r>
@@ -1713,13 +2022,16 @@
         </w:trPr>
         <w:tc>
           <w:tcPr>
-            <w:tcW w:type="dxa" w:w="1728"/>
+            <w:tcW w:type="dxa" w:w="1872"/>
           </w:tcPr>
           <w:p>
+            <w:pPr>
+              <w:spacing w:line="240" w:lineRule="auto"/>
+            </w:pPr>
             <w:r/>
             <w:r>
               <w:rPr>
-                <w:sz w:val="16"/>
+                <w:sz w:val="18"/>
               </w:rPr>
               <w:t>New: ages 18-30 only</w:t>
             </w:r>
@@ -1727,13 +2039,16 @@
         </w:tc>
         <w:tc>
           <w:tcPr>
-            <w:tcW w:type="dxa" w:w="1728"/>
+            <w:tcW w:type="dxa" w:w="1872"/>
           </w:tcPr>
           <w:p>
+            <w:pPr>
+              <w:spacing w:line="240" w:lineRule="auto"/>
+            </w:pPr>
             <w:r/>
             <w:r>
               <w:rPr>
-                <w:sz w:val="16"/>
+                <w:sz w:val="18"/>
               </w:rPr>
               <w:t>-0.421</w:t>
             </w:r>
@@ -1741,13 +2056,16 @@
         </w:tc>
         <w:tc>
           <w:tcPr>
-            <w:tcW w:type="dxa" w:w="1728"/>
+            <w:tcW w:type="dxa" w:w="1872"/>
           </w:tcPr>
           <w:p>
+            <w:pPr>
+              <w:spacing w:line="240" w:lineRule="auto"/>
+            </w:pPr>
             <w:r/>
             <w:r>
               <w:rPr>
-                <w:sz w:val="16"/>
+                <w:sz w:val="18"/>
               </w:rPr>
               <w:t>-0.657 to -0.185</w:t>
             </w:r>
@@ -1755,13 +2073,16 @@
         </w:tc>
         <w:tc>
           <w:tcPr>
-            <w:tcW w:type="dxa" w:w="1728"/>
+            <w:tcW w:type="dxa" w:w="1872"/>
           </w:tcPr>
           <w:p>
+            <w:pPr>
+              <w:spacing w:line="240" w:lineRule="auto"/>
+            </w:pPr>
             <w:r/>
             <w:r>
               <w:rPr>
-                <w:sz w:val="16"/>
+                <w:sz w:val="18"/>
               </w:rPr>
               <w:t>SD; people</w:t>
             </w:r>
@@ -1769,13 +2090,16 @@
         </w:tc>
         <w:tc>
           <w:tcPr>
-            <w:tcW w:type="dxa" w:w="1728"/>
+            <w:tcW w:type="dxa" w:w="1872"/>
           </w:tcPr>
           <w:p>
+            <w:pPr>
+              <w:spacing w:line="240" w:lineRule="auto"/>
+            </w:pPr>
             <w:r/>
             <w:r>
               <w:rPr>
-                <w:sz w:val="16"/>
+                <w:sz w:val="18"/>
               </w:rPr>
               <w:t>895</w:t>
             </w:r>
@@ -1788,13 +2112,16 @@
         </w:trPr>
         <w:tc>
           <w:tcPr>
-            <w:tcW w:type="dxa" w:w="1728"/>
+            <w:tcW w:type="dxa" w:w="1872"/>
           </w:tcPr>
           <w:p>
+            <w:pPr>
+              <w:spacing w:line="240" w:lineRule="auto"/>
+            </w:pPr>
             <w:r/>
             <w:r>
               <w:rPr>
-                <w:sz w:val="16"/>
+                <w:sz w:val="18"/>
               </w:rPr>
               <w:t>New: no age/sex adjustment</w:t>
             </w:r>
@@ -1802,13 +2129,16 @@
         </w:tc>
         <w:tc>
           <w:tcPr>
-            <w:tcW w:type="dxa" w:w="1728"/>
+            <w:tcW w:type="dxa" w:w="1872"/>
           </w:tcPr>
           <w:p>
+            <w:pPr>
+              <w:spacing w:line="240" w:lineRule="auto"/>
+            </w:pPr>
             <w:r/>
             <w:r>
               <w:rPr>
-                <w:sz w:val="16"/>
+                <w:sz w:val="18"/>
               </w:rPr>
               <w:t>-0.428</w:t>
             </w:r>
@@ -1816,13 +2146,16 @@
         </w:tc>
         <w:tc>
           <w:tcPr>
-            <w:tcW w:type="dxa" w:w="1728"/>
+            <w:tcW w:type="dxa" w:w="1872"/>
           </w:tcPr>
           <w:p>
+            <w:pPr>
+              <w:spacing w:line="240" w:lineRule="auto"/>
+            </w:pPr>
             <w:r/>
             <w:r>
               <w:rPr>
-                <w:sz w:val="16"/>
+                <w:sz w:val="18"/>
               </w:rPr>
               <w:t>-0.664 to -0.191</w:t>
             </w:r>
@@ -1830,13 +2163,16 @@
         </w:tc>
         <w:tc>
           <w:tcPr>
-            <w:tcW w:type="dxa" w:w="1728"/>
+            <w:tcW w:type="dxa" w:w="1872"/>
           </w:tcPr>
           <w:p>
+            <w:pPr>
+              <w:spacing w:line="240" w:lineRule="auto"/>
+            </w:pPr>
             <w:r/>
             <w:r>
               <w:rPr>
-                <w:sz w:val="16"/>
+                <w:sz w:val="18"/>
               </w:rPr>
               <w:t>SD; people</w:t>
             </w:r>
@@ -1844,13 +2180,16 @@
         </w:tc>
         <w:tc>
           <w:tcPr>
-            <w:tcW w:type="dxa" w:w="1728"/>
+            <w:tcW w:type="dxa" w:w="1872"/>
           </w:tcPr>
           <w:p>
+            <w:pPr>
+              <w:spacing w:line="240" w:lineRule="auto"/>
+            </w:pPr>
             <w:r/>
             <w:r>
               <w:rPr>
-                <w:sz w:val="16"/>
+                <w:sz w:val="18"/>
               </w:rPr>
               <w:t>899</w:t>
             </w:r>
@@ -1863,13 +2202,16 @@
         </w:trPr>
         <w:tc>
           <w:tcPr>
-            <w:tcW w:type="dxa" w:w="1728"/>
+            <w:tcW w:type="dxa" w:w="1872"/>
           </w:tcPr>
           <w:p>
+            <w:pPr>
+              <w:spacing w:line="240" w:lineRule="auto"/>
+            </w:pPr>
             <w:r/>
             <w:r>
               <w:rPr>
-                <w:sz w:val="16"/>
+                <w:sz w:val="18"/>
               </w:rPr>
               <w:t>New: absent smell, without co-reported ADHD</w:t>
             </w:r>
@@ -1877,13 +2219,16 @@
         </w:tc>
         <w:tc>
           <w:tcPr>
-            <w:tcW w:type="dxa" w:w="1728"/>
+            <w:tcW w:type="dxa" w:w="1872"/>
           </w:tcPr>
           <w:p>
+            <w:pPr>
+              <w:spacing w:line="240" w:lineRule="auto"/>
+            </w:pPr>
             <w:r/>
             <w:r>
               <w:rPr>
-                <w:sz w:val="16"/>
+                <w:sz w:val="18"/>
               </w:rPr>
               <w:t>2.871</w:t>
             </w:r>
@@ -1891,13 +2236,16 @@
         </w:tc>
         <w:tc>
           <w:tcPr>
-            <w:tcW w:type="dxa" w:w="1728"/>
+            <w:tcW w:type="dxa" w:w="1872"/>
           </w:tcPr>
           <w:p>
+            <w:pPr>
+              <w:spacing w:line="240" w:lineRule="auto"/>
+            </w:pPr>
             <w:r/>
             <w:r>
               <w:rPr>
-                <w:sz w:val="16"/>
+                <w:sz w:val="18"/>
               </w:rPr>
               <w:t>1.406 to 5.865</w:t>
             </w:r>
@@ -1905,13 +2253,16 @@
         </w:tc>
         <w:tc>
           <w:tcPr>
-            <w:tcW w:type="dxa" w:w="1728"/>
+            <w:tcW w:type="dxa" w:w="1872"/>
           </w:tcPr>
           <w:p>
+            <w:pPr>
+              <w:spacing w:line="240" w:lineRule="auto"/>
+            </w:pPr>
             <w:r/>
             <w:r>
               <w:rPr>
-                <w:sz w:val="16"/>
+                <w:sz w:val="18"/>
               </w:rPr>
               <w:t>Odds ratio; people</w:t>
             </w:r>
@@ -1919,13 +2270,16 @@
         </w:tc>
         <w:tc>
           <w:tcPr>
-            <w:tcW w:type="dxa" w:w="1728"/>
+            <w:tcW w:type="dxa" w:w="1872"/>
           </w:tcPr>
           <w:p>
+            <w:pPr>
+              <w:spacing w:line="240" w:lineRule="auto"/>
+            </w:pPr>
             <w:r/>
             <w:r>
               <w:rPr>
-                <w:sz w:val="16"/>
+                <w:sz w:val="18"/>
               </w:rPr>
               <w:t>852</w:t>
             </w:r>
@@ -1938,13 +2292,16 @@
         </w:trPr>
         <w:tc>
           <w:tcPr>
-            <w:tcW w:type="dxa" w:w="1728"/>
+            <w:tcW w:type="dxa" w:w="1872"/>
           </w:tcPr>
           <w:p>
+            <w:pPr>
+              <w:spacing w:line="240" w:lineRule="auto"/>
+            </w:pPr>
             <w:r/>
             <w:r>
               <w:rPr>
-                <w:sz w:val="16"/>
+                <w:sz w:val="18"/>
               </w:rPr>
               <w:t>New: absent taste, without co-reported ADHD</w:t>
             </w:r>
@@ -1952,13 +2309,16 @@
         </w:tc>
         <w:tc>
           <w:tcPr>
-            <w:tcW w:type="dxa" w:w="1728"/>
+            <w:tcW w:type="dxa" w:w="1872"/>
           </w:tcPr>
           <w:p>
+            <w:pPr>
+              <w:spacing w:line="240" w:lineRule="auto"/>
+            </w:pPr>
             <w:r/>
             <w:r>
               <w:rPr>
-                <w:sz w:val="16"/>
+                <w:sz w:val="18"/>
               </w:rPr>
               <w:t>3.910</w:t>
             </w:r>
@@ -1966,13 +2326,16 @@
         </w:tc>
         <w:tc>
           <w:tcPr>
-            <w:tcW w:type="dxa" w:w="1728"/>
+            <w:tcW w:type="dxa" w:w="1872"/>
           </w:tcPr>
           <w:p>
+            <w:pPr>
+              <w:spacing w:line="240" w:lineRule="auto"/>
+            </w:pPr>
             <w:r/>
             <w:r>
               <w:rPr>
-                <w:sz w:val="16"/>
+                <w:sz w:val="18"/>
               </w:rPr>
               <w:t>1.904 to 8.031</w:t>
             </w:r>
@@ -1980,13 +2343,16 @@
         </w:tc>
         <w:tc>
           <w:tcPr>
-            <w:tcW w:type="dxa" w:w="1728"/>
+            <w:tcW w:type="dxa" w:w="1872"/>
           </w:tcPr>
           <w:p>
+            <w:pPr>
+              <w:spacing w:line="240" w:lineRule="auto"/>
+            </w:pPr>
             <w:r/>
             <w:r>
               <w:rPr>
-                <w:sz w:val="16"/>
+                <w:sz w:val="18"/>
               </w:rPr>
               <w:t>Odds ratio; people</w:t>
             </w:r>
@@ -1994,13 +2360,16 @@
         </w:tc>
         <w:tc>
           <w:tcPr>
-            <w:tcW w:type="dxa" w:w="1728"/>
+            <w:tcW w:type="dxa" w:w="1872"/>
           </w:tcPr>
           <w:p>
+            <w:pPr>
+              <w:spacing w:line="240" w:lineRule="auto"/>
+            </w:pPr>
             <w:r/>
             <w:r>
               <w:rPr>
-                <w:sz w:val="16"/>
+                <w:sz w:val="18"/>
               </w:rPr>
               <w:t>852</w:t>
             </w:r>
@@ -2013,13 +2382,16 @@
         </w:trPr>
         <w:tc>
           <w:tcPr>
-            <w:tcW w:type="dxa" w:w="1728"/>
+            <w:tcW w:type="dxa" w:w="1872"/>
           </w:tcPr>
           <w:p>
+            <w:pPr>
+              <w:spacing w:line="240" w:lineRule="auto"/>
+            </w:pPr>
             <w:r/>
             <w:r>
               <w:rPr>
-                <w:sz w:val="16"/>
+                <w:sz w:val="18"/>
               </w:rPr>
               <w:t>New: sight difference, age/sex effects allowed to vary by sense</w:t>
             </w:r>
@@ -2027,13 +2399,16 @@
         </w:tc>
         <w:tc>
           <w:tcPr>
-            <w:tcW w:type="dxa" w:w="1728"/>
+            <w:tcW w:type="dxa" w:w="1872"/>
           </w:tcPr>
           <w:p>
+            <w:pPr>
+              <w:spacing w:line="240" w:lineRule="auto"/>
+            </w:pPr>
             <w:r/>
             <w:r>
               <w:rPr>
-                <w:sz w:val="16"/>
+                <w:sz w:val="18"/>
               </w:rPr>
               <w:t>-0.380</w:t>
             </w:r>
@@ -2041,13 +2416,16 @@
         </w:tc>
         <w:tc>
           <w:tcPr>
-            <w:tcW w:type="dxa" w:w="1728"/>
+            <w:tcW w:type="dxa" w:w="1872"/>
           </w:tcPr>
           <w:p>
+            <w:pPr>
+              <w:spacing w:line="240" w:lineRule="auto"/>
+            </w:pPr>
             <w:r/>
             <w:r>
               <w:rPr>
-                <w:sz w:val="16"/>
+                <w:sz w:val="18"/>
               </w:rPr>
               <w:t>-0.602 to -0.158</w:t>
             </w:r>
@@ -2055,13 +2433,16 @@
         </w:tc>
         <w:tc>
           <w:tcPr>
-            <w:tcW w:type="dxa" w:w="1728"/>
+            <w:tcW w:type="dxa" w:w="1872"/>
           </w:tcPr>
           <w:p>
+            <w:pPr>
+              <w:spacing w:line="240" w:lineRule="auto"/>
+            </w:pPr>
             <w:r/>
             <w:r>
               <w:rPr>
-                <w:sz w:val="16"/>
+                <w:sz w:val="18"/>
               </w:rPr>
               <w:t>Sight SD; person-sense rows</w:t>
             </w:r>
@@ -2069,13 +2450,16 @@
         </w:tc>
         <w:tc>
           <w:tcPr>
-            <w:tcW w:type="dxa" w:w="1728"/>
+            <w:tcW w:type="dxa" w:w="1872"/>
           </w:tcPr>
           <w:p>
+            <w:pPr>
+              <w:spacing w:line="240" w:lineRule="auto"/>
+            </w:pPr>
             <w:r/>
             <w:r>
               <w:rPr>
-                <w:sz w:val="16"/>
+                <w:sz w:val="18"/>
               </w:rPr>
               <w:t>5388</w:t>
             </w:r>
@@ -2088,13 +2472,16 @@
         </w:trPr>
         <w:tc>
           <w:tcPr>
-            <w:tcW w:type="dxa" w:w="1728"/>
+            <w:tcW w:type="dxa" w:w="1872"/>
           </w:tcPr>
           <w:p>
+            <w:pPr>
+              <w:spacing w:line="240" w:lineRule="auto"/>
+            </w:pPr>
             <w:r/>
             <w:r>
               <w:rPr>
-                <w:sz w:val="16"/>
+                <w:sz w:val="18"/>
               </w:rPr>
               <w:t>Arnold: overall imagery, six senses</w:t>
             </w:r>
@@ -2102,13 +2489,16 @@
         </w:tc>
         <w:tc>
           <w:tcPr>
-            <w:tcW w:type="dxa" w:w="1728"/>
+            <w:tcW w:type="dxa" w:w="1872"/>
           </w:tcPr>
           <w:p>
+            <w:pPr>
+              <w:spacing w:line="240" w:lineRule="auto"/>
+            </w:pPr>
             <w:r/>
             <w:r>
               <w:rPr>
-                <w:sz w:val="16"/>
+                <w:sz w:val="18"/>
               </w:rPr>
               <w:t>-0.180</w:t>
             </w:r>
@@ -2116,13 +2506,16 @@
         </w:tc>
         <w:tc>
           <w:tcPr>
-            <w:tcW w:type="dxa" w:w="1728"/>
+            <w:tcW w:type="dxa" w:w="1872"/>
           </w:tcPr>
           <w:p>
+            <w:pPr>
+              <w:spacing w:line="240" w:lineRule="auto"/>
+            </w:pPr>
             <w:r/>
             <w:r>
               <w:rPr>
-                <w:sz w:val="16"/>
+                <w:sz w:val="18"/>
               </w:rPr>
               <w:t>-0.359 to -0.002</w:t>
             </w:r>
@@ -2130,13 +2523,16 @@
         </w:tc>
         <w:tc>
           <w:tcPr>
-            <w:tcW w:type="dxa" w:w="1728"/>
+            <w:tcW w:type="dxa" w:w="1872"/>
           </w:tcPr>
           <w:p>
+            <w:pPr>
+              <w:spacing w:line="240" w:lineRule="auto"/>
+            </w:pPr>
             <w:r/>
             <w:r>
               <w:rPr>
-                <w:sz w:val="16"/>
+                <w:sz w:val="18"/>
               </w:rPr>
               <w:t>SD; people</w:t>
             </w:r>
@@ -2144,13 +2540,16 @@
         </w:tc>
         <w:tc>
           <w:tcPr>
-            <w:tcW w:type="dxa" w:w="1728"/>
+            <w:tcW w:type="dxa" w:w="1872"/>
           </w:tcPr>
           <w:p>
+            <w:pPr>
+              <w:spacing w:line="240" w:lineRule="auto"/>
+            </w:pPr>
             <w:r/>
             <w:r>
               <w:rPr>
-                <w:sz w:val="16"/>
+                <w:sz w:val="18"/>
               </w:rPr>
               <w:t>654</w:t>
             </w:r>
@@ -2163,13 +2562,16 @@
         </w:trPr>
         <w:tc>
           <w:tcPr>
-            <w:tcW w:type="dxa" w:w="1728"/>
+            <w:tcW w:type="dxa" w:w="1872"/>
           </w:tcPr>
           <w:p>
+            <w:pPr>
+              <w:spacing w:line="240" w:lineRule="auto"/>
+            </w:pPr>
             <w:r/>
             <w:r>
               <w:rPr>
-                <w:sz w:val="16"/>
+                <w:sz w:val="18"/>
               </w:rPr>
               <w:t>Arnold: sight difference in the per-sense model</w:t>
             </w:r>
@@ -2177,13 +2579,16 @@
         </w:tc>
         <w:tc>
           <w:tcPr>
-            <w:tcW w:type="dxa" w:w="1728"/>
+            <w:tcW w:type="dxa" w:w="1872"/>
           </w:tcPr>
           <w:p>
+            <w:pPr>
+              <w:spacing w:line="240" w:lineRule="auto"/>
+            </w:pPr>
             <w:r/>
             <w:r>
               <w:rPr>
-                <w:sz w:val="16"/>
+                <w:sz w:val="18"/>
               </w:rPr>
               <w:t>-0.134</w:t>
             </w:r>
@@ -2191,13 +2596,16 @@
         </w:tc>
         <w:tc>
           <w:tcPr>
-            <w:tcW w:type="dxa" w:w="1728"/>
+            <w:tcW w:type="dxa" w:w="1872"/>
           </w:tcPr>
           <w:p>
+            <w:pPr>
+              <w:spacing w:line="240" w:lineRule="auto"/>
+            </w:pPr>
             <w:r/>
             <w:r>
               <w:rPr>
-                <w:sz w:val="16"/>
+                <w:sz w:val="18"/>
               </w:rPr>
               <w:t>-0.307 to 0.039</w:t>
             </w:r>
@@ -2205,13 +2613,16 @@
         </w:tc>
         <w:tc>
           <w:tcPr>
-            <w:tcW w:type="dxa" w:w="1728"/>
+            <w:tcW w:type="dxa" w:w="1872"/>
           </w:tcPr>
           <w:p>
+            <w:pPr>
+              <w:spacing w:line="240" w:lineRule="auto"/>
+            </w:pPr>
             <w:r/>
             <w:r>
               <w:rPr>
-                <w:sz w:val="16"/>
+                <w:sz w:val="18"/>
               </w:rPr>
               <w:t>Sight SD; person-sense rows</w:t>
             </w:r>
@@ -2219,13 +2630,16 @@
         </w:tc>
         <w:tc>
           <w:tcPr>
-            <w:tcW w:type="dxa" w:w="1728"/>
+            <w:tcW w:type="dxa" w:w="1872"/>
           </w:tcPr>
           <w:p>
+            <w:pPr>
+              <w:spacing w:line="240" w:lineRule="auto"/>
+            </w:pPr>
             <w:r/>
             <w:r>
               <w:rPr>
-                <w:sz w:val="16"/>
+                <w:sz w:val="18"/>
               </w:rPr>
               <w:t>3924</w:t>
             </w:r>
@@ -2233,10 +2647,14 @@
         </w:tc>
       </w:tr>
     </w:tbl>
-    <w:p/>
     <w:p>
+      <w:pPr>
+        <w:spacing w:line="240" w:lineRule="auto" w:after="240"/>
+      </w:pPr>
       <w:r>
-        <w:rPr/>
+        <w:rPr>
+          <w:sz w:val="20"/>
+        </w:rPr>
         <w:t>In the per-sense models, sight is the reference sense, so the group coefficient is the difference for sight only. New et al.'s 5,388 rows are 898 people; Arnold et al.'s 3,924 rows are 654 people. All rows, including interaction terms, are in supplement_registered_estimates.csv.</w:t>
       </w:r>
     </w:p>
@@ -2255,11 +2673,11 @@
         <w:tblLook w:firstColumn="1" w:firstRow="1" w:lastColumn="0" w:lastRow="0" w:noHBand="0" w:noVBand="1" w:val="04A0"/>
       </w:tblPr>
       <w:tblGrid>
-        <w:gridCol w:w="1728"/>
-        <w:gridCol w:w="1728"/>
-        <w:gridCol w:w="1728"/>
-        <w:gridCol w:w="1728"/>
-        <w:gridCol w:w="1728"/>
+        <w:gridCol w:w="1872"/>
+        <w:gridCol w:w="1872"/>
+        <w:gridCol w:w="1872"/>
+        <w:gridCol w:w="1872"/>
+        <w:gridCol w:w="1872"/>
       </w:tblGrid>
       <w:tr>
         <w:trPr>
@@ -2267,9 +2685,12 @@
         </w:trPr>
         <w:tc>
           <w:tcPr>
-            <w:tcW w:type="dxa" w:w="1728"/>
+            <w:tcW w:type="dxa" w:w="1872"/>
           </w:tcPr>
           <w:p>
+            <w:pPr>
+              <w:spacing w:line="240" w:lineRule="auto"/>
+            </w:pPr>
             <w:r>
               <w:rPr>
                 <w:b/>
@@ -2278,7 +2699,7 @@
             <w:r>
               <w:rPr>
                 <w:b/>
-                <w:sz w:val="16"/>
+                <w:sz w:val="18"/>
               </w:rPr>
               <w:t>Dataset</w:t>
             </w:r>
@@ -2286,9 +2707,12 @@
         </w:tc>
         <w:tc>
           <w:tcPr>
-            <w:tcW w:type="dxa" w:w="1728"/>
+            <w:tcW w:type="dxa" w:w="1872"/>
           </w:tcPr>
           <w:p>
+            <w:pPr>
+              <w:spacing w:line="240" w:lineRule="auto"/>
+            </w:pPr>
             <w:r>
               <w:rPr>
                 <w:b/>
@@ -2297,7 +2721,7 @@
             <w:r>
               <w:rPr>
                 <w:b/>
-                <w:sz w:val="16"/>
+                <w:sz w:val="18"/>
               </w:rPr>
               <w:t>Difference (SD)</w:t>
             </w:r>
@@ -2305,9 +2729,12 @@
         </w:tc>
         <w:tc>
           <w:tcPr>
-            <w:tcW w:type="dxa" w:w="1728"/>
+            <w:tcW w:type="dxa" w:w="1872"/>
           </w:tcPr>
           <w:p>
+            <w:pPr>
+              <w:spacing w:line="240" w:lineRule="auto"/>
+            </w:pPr>
             <w:r>
               <w:rPr>
                 <w:b/>
@@ -2316,7 +2743,7 @@
             <w:r>
               <w:rPr>
                 <w:b/>
-                <w:sz w:val="16"/>
+                <w:sz w:val="18"/>
               </w:rPr>
               <w:t>95% CI</w:t>
             </w:r>
@@ -2324,9 +2751,12 @@
         </w:tc>
         <w:tc>
           <w:tcPr>
-            <w:tcW w:type="dxa" w:w="1728"/>
+            <w:tcW w:type="dxa" w:w="1872"/>
           </w:tcPr>
           <w:p>
+            <w:pPr>
+              <w:spacing w:line="240" w:lineRule="auto"/>
+            </w:pPr>
             <w:r>
               <w:rPr>
                 <w:b/>
@@ -2335,7 +2765,7 @@
             <w:r>
               <w:rPr>
                 <w:b/>
-                <w:sz w:val="16"/>
+                <w:sz w:val="18"/>
               </w:rPr>
               <w:t>Two-sided p</w:t>
             </w:r>
@@ -2343,9 +2773,12 @@
         </w:tc>
         <w:tc>
           <w:tcPr>
-            <w:tcW w:type="dxa" w:w="1728"/>
+            <w:tcW w:type="dxa" w:w="1872"/>
           </w:tcPr>
           <w:p>
+            <w:pPr>
+              <w:spacing w:line="240" w:lineRule="auto"/>
+            </w:pPr>
             <w:r>
               <w:rPr>
                 <w:b/>
@@ -2354,7 +2787,7 @@
             <w:r>
               <w:rPr>
                 <w:b/>
-                <w:sz w:val="16"/>
+                <w:sz w:val="18"/>
               </w:rPr>
               <w:t>n</w:t>
             </w:r>
@@ -2367,13 +2800,16 @@
         </w:trPr>
         <w:tc>
           <w:tcPr>
-            <w:tcW w:type="dxa" w:w="1728"/>
+            <w:tcW w:type="dxa" w:w="1872"/>
           </w:tcPr>
           <w:p>
+            <w:pPr>
+              <w:spacing w:line="240" w:lineRule="auto"/>
+            </w:pPr>
             <w:r/>
             <w:r>
               <w:rPr>
-                <w:sz w:val="16"/>
+                <w:sz w:val="18"/>
               </w:rPr>
               <w:t>New et al.</w:t>
             </w:r>
@@ -2381,13 +2817,16 @@
         </w:tc>
         <w:tc>
           <w:tcPr>
-            <w:tcW w:type="dxa" w:w="1728"/>
+            <w:tcW w:type="dxa" w:w="1872"/>
           </w:tcPr>
           <w:p>
+            <w:pPr>
+              <w:spacing w:line="240" w:lineRule="auto"/>
+            </w:pPr>
             <w:r/>
             <w:r>
               <w:rPr>
-                <w:sz w:val="16"/>
+                <w:sz w:val="18"/>
               </w:rPr>
               <w:t>-0.435</w:t>
             </w:r>
@@ -2395,13 +2834,16 @@
         </w:tc>
         <w:tc>
           <w:tcPr>
-            <w:tcW w:type="dxa" w:w="1728"/>
+            <w:tcW w:type="dxa" w:w="1872"/>
           </w:tcPr>
           <w:p>
+            <w:pPr>
+              <w:spacing w:line="240" w:lineRule="auto"/>
+            </w:pPr>
             <w:r/>
             <w:r>
               <w:rPr>
-                <w:sz w:val="16"/>
+                <w:sz w:val="18"/>
               </w:rPr>
               <w:t>-0.669 to -0.201</w:t>
             </w:r>
@@ -2409,13 +2851,16 @@
         </w:tc>
         <w:tc>
           <w:tcPr>
-            <w:tcW w:type="dxa" w:w="1728"/>
+            <w:tcW w:type="dxa" w:w="1872"/>
           </w:tcPr>
           <w:p>
+            <w:pPr>
+              <w:spacing w:line="240" w:lineRule="auto"/>
+            </w:pPr>
             <w:r/>
             <w:r>
               <w:rPr>
-                <w:sz w:val="16"/>
+                <w:sz w:val="18"/>
               </w:rPr>
               <w:t>0.000275</w:t>
             </w:r>
@@ -2423,13 +2868,16 @@
         </w:tc>
         <w:tc>
           <w:tcPr>
-            <w:tcW w:type="dxa" w:w="1728"/>
+            <w:tcW w:type="dxa" w:w="1872"/>
           </w:tcPr>
           <w:p>
+            <w:pPr>
+              <w:spacing w:line="240" w:lineRule="auto"/>
+            </w:pPr>
             <w:r/>
             <w:r>
               <w:rPr>
-                <w:sz w:val="16"/>
+                <w:sz w:val="18"/>
               </w:rPr>
               <w:t>898</w:t>
             </w:r>
@@ -2442,13 +2890,16 @@
         </w:trPr>
         <w:tc>
           <w:tcPr>
-            <w:tcW w:type="dxa" w:w="1728"/>
+            <w:tcW w:type="dxa" w:w="1872"/>
           </w:tcPr>
           <w:p>
+            <w:pPr>
+              <w:spacing w:line="240" w:lineRule="auto"/>
+            </w:pPr>
             <w:r/>
             <w:r>
               <w:rPr>
-                <w:sz w:val="16"/>
+                <w:sz w:val="18"/>
               </w:rPr>
               <w:t>Arnold et al.</w:t>
             </w:r>
@@ -2456,13 +2907,16 @@
         </w:tc>
         <w:tc>
           <w:tcPr>
-            <w:tcW w:type="dxa" w:w="1728"/>
+            <w:tcW w:type="dxa" w:w="1872"/>
           </w:tcPr>
           <w:p>
+            <w:pPr>
+              <w:spacing w:line="240" w:lineRule="auto"/>
+            </w:pPr>
             <w:r/>
             <w:r>
               <w:rPr>
-                <w:sz w:val="16"/>
+                <w:sz w:val="18"/>
               </w:rPr>
               <w:t>-0.199</w:t>
             </w:r>
@@ -2470,13 +2924,16 @@
         </w:tc>
         <w:tc>
           <w:tcPr>
-            <w:tcW w:type="dxa" w:w="1728"/>
+            <w:tcW w:type="dxa" w:w="1872"/>
           </w:tcPr>
           <w:p>
+            <w:pPr>
+              <w:spacing w:line="240" w:lineRule="auto"/>
+            </w:pPr>
             <w:r/>
             <w:r>
               <w:rPr>
-                <w:sz w:val="16"/>
+                <w:sz w:val="18"/>
               </w:rPr>
               <w:t>-0.377 to -0.021</w:t>
             </w:r>
@@ -2484,13 +2941,16 @@
         </w:tc>
         <w:tc>
           <w:tcPr>
-            <w:tcW w:type="dxa" w:w="1728"/>
+            <w:tcW w:type="dxa" w:w="1872"/>
           </w:tcPr>
           <w:p>
+            <w:pPr>
+              <w:spacing w:line="240" w:lineRule="auto"/>
+            </w:pPr>
             <w:r/>
             <w:r>
               <w:rPr>
-                <w:sz w:val="16"/>
+                <w:sz w:val="18"/>
               </w:rPr>
               <w:t>0.0286</w:t>
             </w:r>
@@ -2498,13 +2958,16 @@
         </w:tc>
         <w:tc>
           <w:tcPr>
-            <w:tcW w:type="dxa" w:w="1728"/>
+            <w:tcW w:type="dxa" w:w="1872"/>
           </w:tcPr>
           <w:p>
+            <w:pPr>
+              <w:spacing w:line="240" w:lineRule="auto"/>
+            </w:pPr>
             <w:r/>
             <w:r>
               <w:rPr>
-                <w:sz w:val="16"/>
+                <w:sz w:val="18"/>
               </w:rPr>
               <w:t>654</w:t>
             </w:r>
@@ -2512,10 +2975,14 @@
         </w:tc>
       </w:tr>
     </w:tbl>
-    <w:p/>
     <w:p>
+      <w:pPr>
+        <w:spacing w:line="240" w:lineRule="auto" w:after="240"/>
+      </w:pPr>
       <w:r>
-        <w:rPr/>
+        <w:rPr>
+          <w:sz w:val="20"/>
+        </w:rPr>
         <w:t>Uses sight, sound, smell, taste and touch only, standardised against each dataset's comparison group, with the same age/sex-adjusted model as H1. Specified in the deviations log on 17 October 2026, after the registered results were known.</w:t>
       </w:r>
     </w:p>
@@ -2534,11 +3001,11 @@
         <w:tblLook w:firstColumn="1" w:firstRow="1" w:lastColumn="0" w:lastRow="0" w:noHBand="0" w:noVBand="1" w:val="04A0"/>
       </w:tblPr>
       <w:tblGrid>
-        <w:gridCol w:w="1728"/>
-        <w:gridCol w:w="1728"/>
-        <w:gridCol w:w="1728"/>
-        <w:gridCol w:w="1728"/>
-        <w:gridCol w:w="1728"/>
+        <w:gridCol w:w="1872"/>
+        <w:gridCol w:w="1872"/>
+        <w:gridCol w:w="1872"/>
+        <w:gridCol w:w="1872"/>
+        <w:gridCol w:w="1872"/>
       </w:tblGrid>
       <w:tr>
         <w:trPr>
@@ -2546,9 +3013,12 @@
         </w:trPr>
         <w:tc>
           <w:tcPr>
-            <w:tcW w:type="dxa" w:w="1728"/>
+            <w:tcW w:type="dxa" w:w="1872"/>
           </w:tcPr>
           <w:p>
+            <w:pPr>
+              <w:spacing w:line="240" w:lineRule="auto"/>
+            </w:pPr>
             <w:r>
               <w:rPr>
                 <w:b/>
@@ -2557,7 +3027,7 @@
             <w:r>
               <w:rPr>
                 <w:b/>
-                <w:sz w:val="16"/>
+                <w:sz w:val="18"/>
               </w:rPr>
               <w:t>Sense</w:t>
             </w:r>
@@ -2565,9 +3035,12 @@
         </w:tc>
         <w:tc>
           <w:tcPr>
-            <w:tcW w:type="dxa" w:w="1728"/>
+            <w:tcW w:type="dxa" w:w="1872"/>
           </w:tcPr>
           <w:p>
+            <w:pPr>
+              <w:spacing w:line="240" w:lineRule="auto"/>
+            </w:pPr>
             <w:r>
               <w:rPr>
                 <w:b/>
@@ -2576,7 +3049,7 @@
             <w:r>
               <w:rPr>
                 <w:b/>
-                <w:sz w:val="16"/>
+                <w:sz w:val="18"/>
               </w:rPr>
               <w:t>New: absent, autism / comparison</w:t>
             </w:r>
@@ -2584,9 +3057,12 @@
         </w:tc>
         <w:tc>
           <w:tcPr>
-            <w:tcW w:type="dxa" w:w="1728"/>
+            <w:tcW w:type="dxa" w:w="1872"/>
           </w:tcPr>
           <w:p>
+            <w:pPr>
+              <w:spacing w:line="240" w:lineRule="auto"/>
+            </w:pPr>
             <w:r>
               <w:rPr>
                 <w:b/>
@@ -2595,7 +3071,7 @@
             <w:r>
               <w:rPr>
                 <w:b/>
-                <w:sz w:val="16"/>
+                <w:sz w:val="18"/>
               </w:rPr>
               <w:t>New: top score, autism / comparison</w:t>
             </w:r>
@@ -2603,9 +3079,12 @@
         </w:tc>
         <w:tc>
           <w:tcPr>
-            <w:tcW w:type="dxa" w:w="1728"/>
+            <w:tcW w:type="dxa" w:w="1872"/>
           </w:tcPr>
           <w:p>
+            <w:pPr>
+              <w:spacing w:line="240" w:lineRule="auto"/>
+            </w:pPr>
             <w:r>
               <w:rPr>
                 <w:b/>
@@ -2614,7 +3093,7 @@
             <w:r>
               <w:rPr>
                 <w:b/>
-                <w:sz w:val="16"/>
+                <w:sz w:val="18"/>
               </w:rPr>
               <w:t>Arnold: absent, autism / comparison</w:t>
             </w:r>
@@ -2622,9 +3101,12 @@
         </w:tc>
         <w:tc>
           <w:tcPr>
-            <w:tcW w:type="dxa" w:w="1728"/>
+            <w:tcW w:type="dxa" w:w="1872"/>
           </w:tcPr>
           <w:p>
+            <w:pPr>
+              <w:spacing w:line="240" w:lineRule="auto"/>
+            </w:pPr>
             <w:r>
               <w:rPr>
                 <w:b/>
@@ -2633,7 +3115,7 @@
             <w:r>
               <w:rPr>
                 <w:b/>
-                <w:sz w:val="16"/>
+                <w:sz w:val="18"/>
               </w:rPr>
               <w:t>Arnold: top score, autism / comparison</w:t>
             </w:r>
@@ -2646,13 +3128,16 @@
         </w:trPr>
         <w:tc>
           <w:tcPr>
-            <w:tcW w:type="dxa" w:w="1728"/>
+            <w:tcW w:type="dxa" w:w="1872"/>
           </w:tcPr>
           <w:p>
+            <w:pPr>
+              <w:spacing w:line="240" w:lineRule="auto"/>
+            </w:pPr>
             <w:r/>
             <w:r>
               <w:rPr>
-                <w:sz w:val="16"/>
+                <w:sz w:val="18"/>
               </w:rPr>
               <w:t>Sight</w:t>
             </w:r>
@@ -2660,13 +3145,16 @@
         </w:tc>
         <w:tc>
           <w:tcPr>
-            <w:tcW w:type="dxa" w:w="1728"/>
+            <w:tcW w:type="dxa" w:w="1872"/>
           </w:tcPr>
           <w:p>
+            <w:pPr>
+              <w:spacing w:line="240" w:lineRule="auto"/>
+            </w:pPr>
             <w:r/>
             <w:r>
               <w:rPr>
-                <w:sz w:val="16"/>
+                <w:sz w:val="18"/>
               </w:rPr>
               <w:t>6.0% / 2.3%</w:t>
             </w:r>
@@ -2674,13 +3162,16 @@
         </w:tc>
         <w:tc>
           <w:tcPr>
-            <w:tcW w:type="dxa" w:w="1728"/>
+            <w:tcW w:type="dxa" w:w="1872"/>
           </w:tcPr>
           <w:p>
+            <w:pPr>
+              <w:spacing w:line="240" w:lineRule="auto"/>
+            </w:pPr>
             <w:r/>
             <w:r>
               <w:rPr>
-                <w:sz w:val="16"/>
+                <w:sz w:val="18"/>
               </w:rPr>
               <w:t>3.3% / 4.3%</w:t>
             </w:r>
@@ -2688,13 +3179,16 @@
         </w:tc>
         <w:tc>
           <w:tcPr>
-            <w:tcW w:type="dxa" w:w="1728"/>
+            <w:tcW w:type="dxa" w:w="1872"/>
           </w:tcPr>
           <w:p>
+            <w:pPr>
+              <w:spacing w:line="240" w:lineRule="auto"/>
+            </w:pPr>
             <w:r/>
             <w:r>
               <w:rPr>
-                <w:sz w:val="16"/>
+                <w:sz w:val="18"/>
               </w:rPr>
               <w:t>4.0% / 2.1%</w:t>
             </w:r>
@@ -2702,13 +3196,16 @@
         </w:tc>
         <w:tc>
           <w:tcPr>
-            <w:tcW w:type="dxa" w:w="1728"/>
+            <w:tcW w:type="dxa" w:w="1872"/>
           </w:tcPr>
           <w:p>
+            <w:pPr>
+              <w:spacing w:line="240" w:lineRule="auto"/>
+            </w:pPr>
             <w:r/>
             <w:r>
               <w:rPr>
-                <w:sz w:val="16"/>
+                <w:sz w:val="18"/>
               </w:rPr>
               <w:t>8.3% / 7.3%</w:t>
             </w:r>
@@ -2721,13 +3218,16 @@
         </w:trPr>
         <w:tc>
           <w:tcPr>
-            <w:tcW w:type="dxa" w:w="1728"/>
+            <w:tcW w:type="dxa" w:w="1872"/>
           </w:tcPr>
           <w:p>
+            <w:pPr>
+              <w:spacing w:line="240" w:lineRule="auto"/>
+            </w:pPr>
             <w:r/>
             <w:r>
               <w:rPr>
-                <w:sz w:val="16"/>
+                <w:sz w:val="18"/>
               </w:rPr>
               <w:t>Sound</w:t>
             </w:r>
@@ -2735,13 +3235,16 @@
         </w:tc>
         <w:tc>
           <w:tcPr>
-            <w:tcW w:type="dxa" w:w="1728"/>
+            <w:tcW w:type="dxa" w:w="1872"/>
           </w:tcPr>
           <w:p>
+            <w:pPr>
+              <w:spacing w:line="240" w:lineRule="auto"/>
+            </w:pPr>
             <w:r/>
             <w:r>
               <w:rPr>
-                <w:sz w:val="16"/>
+                <w:sz w:val="18"/>
               </w:rPr>
               <w:t>6.7% / 1.1%</w:t>
             </w:r>
@@ -2749,13 +3252,16 @@
         </w:tc>
         <w:tc>
           <w:tcPr>
-            <w:tcW w:type="dxa" w:w="1728"/>
+            <w:tcW w:type="dxa" w:w="1872"/>
           </w:tcPr>
           <w:p>
+            <w:pPr>
+              <w:spacing w:line="240" w:lineRule="auto"/>
+            </w:pPr>
             <w:r/>
             <w:r>
               <w:rPr>
-                <w:sz w:val="16"/>
+                <w:sz w:val="18"/>
               </w:rPr>
               <w:t>8.7% / 9.7%</w:t>
             </w:r>
@@ -2763,13 +3269,16 @@
         </w:tc>
         <w:tc>
           <w:tcPr>
-            <w:tcW w:type="dxa" w:w="1728"/>
+            <w:tcW w:type="dxa" w:w="1872"/>
           </w:tcPr>
           <w:p>
+            <w:pPr>
+              <w:spacing w:line="240" w:lineRule="auto"/>
+            </w:pPr>
             <w:r/>
             <w:r>
               <w:rPr>
-                <w:sz w:val="16"/>
+                <w:sz w:val="18"/>
               </w:rPr>
               <w:t>2.8% / 0.9%</w:t>
             </w:r>
@@ -2777,13 +3286,16 @@
         </w:tc>
         <w:tc>
           <w:tcPr>
-            <w:tcW w:type="dxa" w:w="1728"/>
+            <w:tcW w:type="dxa" w:w="1872"/>
           </w:tcPr>
           <w:p>
+            <w:pPr>
+              <w:spacing w:line="240" w:lineRule="auto"/>
+            </w:pPr>
             <w:r/>
             <w:r>
               <w:rPr>
-                <w:sz w:val="16"/>
+                <w:sz w:val="18"/>
               </w:rPr>
               <w:t>11.6% / 10.7%</w:t>
             </w:r>
@@ -2796,13 +3308,16 @@
         </w:trPr>
         <w:tc>
           <w:tcPr>
-            <w:tcW w:type="dxa" w:w="1728"/>
+            <w:tcW w:type="dxa" w:w="1872"/>
           </w:tcPr>
           <w:p>
+            <w:pPr>
+              <w:spacing w:line="240" w:lineRule="auto"/>
+            </w:pPr>
             <w:r/>
             <w:r>
               <w:rPr>
-                <w:sz w:val="16"/>
+                <w:sz w:val="18"/>
               </w:rPr>
               <w:t>Smell</w:t>
             </w:r>
@@ -2810,13 +3325,16 @@
         </w:tc>
         <w:tc>
           <w:tcPr>
-            <w:tcW w:type="dxa" w:w="1728"/>
+            <w:tcW w:type="dxa" w:w="1872"/>
           </w:tcPr>
           <w:p>
+            <w:pPr>
+              <w:spacing w:line="240" w:lineRule="auto"/>
+            </w:pPr>
             <w:r/>
             <w:r>
               <w:rPr>
-                <w:sz w:val="16"/>
+                <w:sz w:val="18"/>
               </w:rPr>
               <w:t>10.0% / 3.9%</w:t>
             </w:r>
@@ -2824,13 +3342,16 @@
         </w:tc>
         <w:tc>
           <w:tcPr>
-            <w:tcW w:type="dxa" w:w="1728"/>
+            <w:tcW w:type="dxa" w:w="1872"/>
           </w:tcPr>
           <w:p>
+            <w:pPr>
+              <w:spacing w:line="240" w:lineRule="auto"/>
+            </w:pPr>
             <w:r/>
             <w:r>
               <w:rPr>
-                <w:sz w:val="16"/>
+                <w:sz w:val="18"/>
               </w:rPr>
               <w:t>3.3% / 3.5%</w:t>
             </w:r>
@@ -2838,13 +3359,16 @@
         </w:tc>
         <w:tc>
           <w:tcPr>
-            <w:tcW w:type="dxa" w:w="1728"/>
+            <w:tcW w:type="dxa" w:w="1872"/>
           </w:tcPr>
           <w:p>
+            <w:pPr>
+              <w:spacing w:line="240" w:lineRule="auto"/>
+            </w:pPr>
             <w:r/>
             <w:r>
               <w:rPr>
-                <w:sz w:val="16"/>
+                <w:sz w:val="18"/>
               </w:rPr>
               <w:t>7.3% / 2.4%</w:t>
             </w:r>
@@ -2852,13 +3376,16 @@
         </w:tc>
         <w:tc>
           <w:tcPr>
-            <w:tcW w:type="dxa" w:w="1728"/>
+            <w:tcW w:type="dxa" w:w="1872"/>
           </w:tcPr>
           <w:p>
+            <w:pPr>
+              <w:spacing w:line="240" w:lineRule="auto"/>
+            </w:pPr>
             <w:r/>
             <w:r>
               <w:rPr>
-                <w:sz w:val="16"/>
+                <w:sz w:val="18"/>
               </w:rPr>
               <w:t>3.4% / 4.6%</w:t>
             </w:r>
@@ -2871,13 +3398,16 @@
         </w:trPr>
         <w:tc>
           <w:tcPr>
-            <w:tcW w:type="dxa" w:w="1728"/>
+            <w:tcW w:type="dxa" w:w="1872"/>
           </w:tcPr>
           <w:p>
+            <w:pPr>
+              <w:spacing w:line="240" w:lineRule="auto"/>
+            </w:pPr>
             <w:r/>
             <w:r>
               <w:rPr>
-                <w:sz w:val="16"/>
+                <w:sz w:val="18"/>
               </w:rPr>
               <w:t>Taste</w:t>
             </w:r>
@@ -2885,13 +3415,16 @@
         </w:tc>
         <w:tc>
           <w:tcPr>
-            <w:tcW w:type="dxa" w:w="1728"/>
+            <w:tcW w:type="dxa" w:w="1872"/>
           </w:tcPr>
           <w:p>
+            <w:pPr>
+              <w:spacing w:line="240" w:lineRule="auto"/>
+            </w:pPr>
             <w:r/>
             <w:r>
               <w:rPr>
-                <w:sz w:val="16"/>
+                <w:sz w:val="18"/>
               </w:rPr>
               <w:t>11.3% / 3.1%</w:t>
             </w:r>
@@ -2899,13 +3432,16 @@
         </w:tc>
         <w:tc>
           <w:tcPr>
-            <w:tcW w:type="dxa" w:w="1728"/>
+            <w:tcW w:type="dxa" w:w="1872"/>
           </w:tcPr>
           <w:p>
+            <w:pPr>
+              <w:spacing w:line="240" w:lineRule="auto"/>
+            </w:pPr>
             <w:r/>
             <w:r>
               <w:rPr>
-                <w:sz w:val="16"/>
+                <w:sz w:val="18"/>
               </w:rPr>
               <w:t>6.7% / 8.7%</w:t>
             </w:r>
@@ -2913,13 +3449,16 @@
         </w:tc>
         <w:tc>
           <w:tcPr>
-            <w:tcW w:type="dxa" w:w="1728"/>
+            <w:tcW w:type="dxa" w:w="1872"/>
           </w:tcPr>
           <w:p>
+            <w:pPr>
+              <w:spacing w:line="240" w:lineRule="auto"/>
+            </w:pPr>
             <w:r/>
             <w:r>
               <w:rPr>
-                <w:sz w:val="16"/>
+                <w:sz w:val="18"/>
               </w:rPr>
               <w:t>6.1% / 2.4%</w:t>
             </w:r>
@@ -2927,13 +3466,16 @@
         </w:tc>
         <w:tc>
           <w:tcPr>
-            <w:tcW w:type="dxa" w:w="1728"/>
+            <w:tcW w:type="dxa" w:w="1872"/>
           </w:tcPr>
           <w:p>
+            <w:pPr>
+              <w:spacing w:line="240" w:lineRule="auto"/>
+            </w:pPr>
             <w:r/>
             <w:r>
               <w:rPr>
-                <w:sz w:val="16"/>
+                <w:sz w:val="18"/>
               </w:rPr>
               <w:t>5.2% / 6.1%</w:t>
             </w:r>
@@ -2946,13 +3488,16 @@
         </w:trPr>
         <w:tc>
           <w:tcPr>
-            <w:tcW w:type="dxa" w:w="1728"/>
+            <w:tcW w:type="dxa" w:w="1872"/>
           </w:tcPr>
           <w:p>
+            <w:pPr>
+              <w:spacing w:line="240" w:lineRule="auto"/>
+            </w:pPr>
             <w:r/>
             <w:r>
               <w:rPr>
-                <w:sz w:val="16"/>
+                <w:sz w:val="18"/>
               </w:rPr>
               <w:t>Touch</w:t>
             </w:r>
@@ -2960,13 +3505,16 @@
         </w:tc>
         <w:tc>
           <w:tcPr>
-            <w:tcW w:type="dxa" w:w="1728"/>
+            <w:tcW w:type="dxa" w:w="1872"/>
           </w:tcPr>
           <w:p>
+            <w:pPr>
+              <w:spacing w:line="240" w:lineRule="auto"/>
+            </w:pPr>
             <w:r/>
             <w:r>
               <w:rPr>
-                <w:sz w:val="16"/>
+                <w:sz w:val="18"/>
               </w:rPr>
               <w:t>6.7% / 2.0%</w:t>
             </w:r>
@@ -2974,13 +3522,16 @@
         </w:tc>
         <w:tc>
           <w:tcPr>
-            <w:tcW w:type="dxa" w:w="1728"/>
+            <w:tcW w:type="dxa" w:w="1872"/>
           </w:tcPr>
           <w:p>
+            <w:pPr>
+              <w:spacing w:line="240" w:lineRule="auto"/>
+            </w:pPr>
             <w:r/>
             <w:r>
               <w:rPr>
-                <w:sz w:val="16"/>
+                <w:sz w:val="18"/>
               </w:rPr>
               <w:t>6.0% / 5.9%</w:t>
             </w:r>
@@ -2988,13 +3539,16 @@
         </w:tc>
         <w:tc>
           <w:tcPr>
-            <w:tcW w:type="dxa" w:w="1728"/>
+            <w:tcW w:type="dxa" w:w="1872"/>
           </w:tcPr>
           <w:p>
+            <w:pPr>
+              <w:spacing w:line="240" w:lineRule="auto"/>
+            </w:pPr>
             <w:r/>
             <w:r>
               <w:rPr>
-                <w:sz w:val="16"/>
+                <w:sz w:val="18"/>
               </w:rPr>
               <w:t>3.1% / 1.8%</w:t>
             </w:r>
@@ -3002,13 +3556,16 @@
         </w:tc>
         <w:tc>
           <w:tcPr>
-            <w:tcW w:type="dxa" w:w="1728"/>
+            <w:tcW w:type="dxa" w:w="1872"/>
           </w:tcPr>
           <w:p>
+            <w:pPr>
+              <w:spacing w:line="240" w:lineRule="auto"/>
+            </w:pPr>
             <w:r/>
             <w:r>
               <w:rPr>
-                <w:sz w:val="16"/>
+                <w:sz w:val="18"/>
               </w:rPr>
               <w:t>10.4% / 9.8%</w:t>
             </w:r>
@@ -3021,13 +3578,16 @@
         </w:trPr>
         <w:tc>
           <w:tcPr>
-            <w:tcW w:type="dxa" w:w="1728"/>
+            <w:tcW w:type="dxa" w:w="1872"/>
           </w:tcPr>
           <w:p>
+            <w:pPr>
+              <w:spacing w:line="240" w:lineRule="auto"/>
+            </w:pPr>
             <w:r/>
             <w:r>
               <w:rPr>
-                <w:sz w:val="16"/>
+                <w:sz w:val="18"/>
               </w:rPr>
               <w:t>Movement (New) / bodily sensation (Arnold)</w:t>
             </w:r>
@@ -3035,13 +3595,16 @@
         </w:tc>
         <w:tc>
           <w:tcPr>
-            <w:tcW w:type="dxa" w:w="1728"/>
+            <w:tcW w:type="dxa" w:w="1872"/>
           </w:tcPr>
           <w:p>
+            <w:pPr>
+              <w:spacing w:line="240" w:lineRule="auto"/>
+            </w:pPr>
             <w:r/>
             <w:r>
               <w:rPr>
-                <w:sz w:val="16"/>
+                <w:sz w:val="18"/>
               </w:rPr>
               <w:t>8.0% / 2.1%</w:t>
             </w:r>
@@ -3049,13 +3612,16 @@
         </w:tc>
         <w:tc>
           <w:tcPr>
-            <w:tcW w:type="dxa" w:w="1728"/>
+            <w:tcW w:type="dxa" w:w="1872"/>
           </w:tcPr>
           <w:p>
+            <w:pPr>
+              <w:spacing w:line="240" w:lineRule="auto"/>
+            </w:pPr>
             <w:r/>
             <w:r>
               <w:rPr>
-                <w:sz w:val="16"/>
+                <w:sz w:val="18"/>
               </w:rPr>
               <w:t>9.3% / 8.7%</w:t>
             </w:r>
@@ -3063,13 +3629,16 @@
         </w:tc>
         <w:tc>
           <w:tcPr>
-            <w:tcW w:type="dxa" w:w="1728"/>
+            <w:tcW w:type="dxa" w:w="1872"/>
           </w:tcPr>
           <w:p>
+            <w:pPr>
+              <w:spacing w:line="240" w:lineRule="auto"/>
+            </w:pPr>
             <w:r/>
             <w:r>
               <w:rPr>
-                <w:sz w:val="16"/>
+                <w:sz w:val="18"/>
               </w:rPr>
               <w:t>2.4% / 1.5%</w:t>
             </w:r>
@@ -3077,13 +3646,16 @@
         </w:tc>
         <w:tc>
           <w:tcPr>
-            <w:tcW w:type="dxa" w:w="1728"/>
+            <w:tcW w:type="dxa" w:w="1872"/>
           </w:tcPr>
           <w:p>
+            <w:pPr>
+              <w:spacing w:line="240" w:lineRule="auto"/>
+            </w:pPr>
             <w:r/>
             <w:r>
               <w:rPr>
-                <w:sz w:val="16"/>
+                <w:sz w:val="18"/>
               </w:rPr>
               <w:t>5.5% / 4.9%</w:t>
             </w:r>
@@ -3091,10 +3663,14 @@
         </w:tc>
       </w:tr>
     </w:tbl>
-    <w:p/>
     <w:p>
+      <w:pPr>
+        <w:spacing w:line="240" w:lineRule="auto" w:after="240"/>
+      </w:pPr>
       <w:r>
-        <w:rPr/>
+        <w:rPr>
+          <w:sz w:val="20"/>
+        </w:rPr>
         <w:t>Absent: the lowest possible score in that sense (5 of 35 in New et al.; 0 of 50 in Arnold et al.). Top score: the highest possible score (35; 50). New et al.: 150 autism, 749 comparison. Arnold et al.: 327 each.</w:t>
       </w:r>
     </w:p>
@@ -3107,6 +3683,9 @@
       </w:r>
     </w:p>
     <w:p>
+      <w:pPr>
+        <w:ind w:firstLine="720"/>
+      </w:pPr>
       <w:r>
         <w:rPr/>
         <w:t>Every exploratory analysis run on these data after the registered results were known, including those not discussed in the main text. Differences are autism minus comparison, adjusted for age and sex, with 95% confidence intervals, unless stated otherwise.</w:t>
@@ -3119,9 +3698,9 @@
         <w:tblLook w:firstColumn="1" w:firstRow="1" w:lastColumn="0" w:lastRow="0" w:noHBand="0" w:noVBand="1" w:val="04A0"/>
       </w:tblPr>
       <w:tblGrid>
-        <w:gridCol w:w="2880"/>
-        <w:gridCol w:w="2880"/>
-        <w:gridCol w:w="2880"/>
+        <w:gridCol w:w="3120"/>
+        <w:gridCol w:w="3120"/>
+        <w:gridCol w:w="3120"/>
       </w:tblGrid>
       <w:tr>
         <w:trPr>
@@ -3129,9 +3708,12 @@
         </w:trPr>
         <w:tc>
           <w:tcPr>
-            <w:tcW w:type="dxa" w:w="2880"/>
+            <w:tcW w:type="dxa" w:w="3120"/>
           </w:tcPr>
           <w:p>
+            <w:pPr>
+              <w:spacing w:line="240" w:lineRule="auto"/>
+            </w:pPr>
             <w:r>
               <w:rPr>
                 <w:b/>
@@ -3140,7 +3722,7 @@
             <w:r>
               <w:rPr>
                 <w:b/>
-                <w:sz w:val="16"/>
+                <w:sz w:val="18"/>
               </w:rPr>
               <w:t>Analysis</w:t>
             </w:r>
@@ -3148,9 +3730,12 @@
         </w:tc>
         <w:tc>
           <w:tcPr>
-            <w:tcW w:type="dxa" w:w="2880"/>
+            <w:tcW w:type="dxa" w:w="3120"/>
           </w:tcPr>
           <w:p>
+            <w:pPr>
+              <w:spacing w:line="240" w:lineRule="auto"/>
+            </w:pPr>
             <w:r>
               <w:rPr>
                 <w:b/>
@@ -3159,7 +3744,7 @@
             <w:r>
               <w:rPr>
                 <w:b/>
-                <w:sz w:val="16"/>
+                <w:sz w:val="18"/>
               </w:rPr>
               <w:t>Result</w:t>
             </w:r>
@@ -3167,9 +3752,12 @@
         </w:tc>
         <w:tc>
           <w:tcPr>
-            <w:tcW w:type="dxa" w:w="2880"/>
+            <w:tcW w:type="dxa" w:w="3120"/>
           </w:tcPr>
           <w:p>
+            <w:pPr>
+              <w:spacing w:line="240" w:lineRule="auto"/>
+            </w:pPr>
             <w:r>
               <w:rPr>
                 <w:b/>
@@ -3178,7 +3766,7 @@
             <w:r>
               <w:rPr>
                 <w:b/>
-                <w:sz w:val="16"/>
+                <w:sz w:val="18"/>
               </w:rPr>
               <w:t>n</w:t>
             </w:r>
@@ -3191,13 +3779,16 @@
         </w:trPr>
         <w:tc>
           <w:tcPr>
-            <w:tcW w:type="dxa" w:w="2880"/>
+            <w:tcW w:type="dxa" w:w="3120"/>
           </w:tcPr>
           <w:p>
+            <w:pPr>
+              <w:spacing w:line="240" w:lineRule="auto"/>
+            </w:pPr>
             <w:r/>
             <w:r>
               <w:rPr>
-                <w:sz w:val="16"/>
+                <w:sz w:val="18"/>
               </w:rPr>
               <w:t>New: overall difference among people who repeated all five activities in the attention check</w:t>
             </w:r>
@@ -3205,13 +3796,16 @@
         </w:tc>
         <w:tc>
           <w:tcPr>
-            <w:tcW w:type="dxa" w:w="2880"/>
+            <w:tcW w:type="dxa" w:w="3120"/>
           </w:tcPr>
           <w:p>
+            <w:pPr>
+              <w:spacing w:line="240" w:lineRule="auto"/>
+            </w:pPr>
             <w:r/>
             <w:r>
               <w:rPr>
-                <w:sz w:val="16"/>
+                <w:sz w:val="18"/>
               </w:rPr>
               <w:t>-0.42 (-0.68 to -0.15) SD</w:t>
             </w:r>
@@ -3219,13 +3813,16 @@
         </w:tc>
         <w:tc>
           <w:tcPr>
-            <w:tcW w:type="dxa" w:w="2880"/>
+            <w:tcW w:type="dxa" w:w="3120"/>
           </w:tcPr>
           <w:p>
+            <w:pPr>
+              <w:spacing w:line="240" w:lineRule="auto"/>
+            </w:pPr>
             <w:r/>
             <w:r>
               <w:rPr>
-                <w:sz w:val="16"/>
+                <w:sz w:val="18"/>
               </w:rPr>
               <w:t>702</w:t>
             </w:r>
@@ -3238,13 +3835,16 @@
         </w:trPr>
         <w:tc>
           <w:tcPr>
-            <w:tcW w:type="dxa" w:w="2880"/>
+            <w:tcW w:type="dxa" w:w="3120"/>
           </w:tcPr>
           <w:p>
+            <w:pPr>
+              <w:spacing w:line="240" w:lineRule="auto"/>
+            </w:pPr>
             <w:r/>
             <w:r>
               <w:rPr>
-                <w:sz w:val="16"/>
+                <w:sz w:val="18"/>
               </w:rPr>
               <w:t>New: emotion imagery (not in the overall score)</w:t>
             </w:r>
@@ -3252,13 +3852,16 @@
         </w:tc>
         <w:tc>
           <w:tcPr>
-            <w:tcW w:type="dxa" w:w="2880"/>
+            <w:tcW w:type="dxa" w:w="3120"/>
           </w:tcPr>
           <w:p>
+            <w:pPr>
+              <w:spacing w:line="240" w:lineRule="auto"/>
+            </w:pPr>
             <w:r/>
             <w:r>
               <w:rPr>
-                <w:sz w:val="16"/>
+                <w:sz w:val="18"/>
               </w:rPr>
               <w:t>-0.43 (-0.65 to -0.21) SD, Holm p &lt; .001</w:t>
             </w:r>
@@ -3266,13 +3869,16 @@
         </w:tc>
         <w:tc>
           <w:tcPr>
-            <w:tcW w:type="dxa" w:w="2880"/>
+            <w:tcW w:type="dxa" w:w="3120"/>
           </w:tcPr>
           <w:p>
+            <w:pPr>
+              <w:spacing w:line="240" w:lineRule="auto"/>
+            </w:pPr>
             <w:r/>
             <w:r>
               <w:rPr>
-                <w:sz w:val="16"/>
+                <w:sz w:val="18"/>
               </w:rPr>
               <w:t>898</w:t>
             </w:r>
@@ -3285,13 +3891,16 @@
         </w:trPr>
         <w:tc>
           <w:tcPr>
-            <w:tcW w:type="dxa" w:w="2880"/>
+            <w:tcW w:type="dxa" w:w="3120"/>
           </w:tcPr>
           <w:p>
+            <w:pPr>
+              <w:spacing w:line="240" w:lineRule="auto"/>
+            </w:pPr>
             <w:r/>
             <w:r>
               <w:rPr>
-                <w:sz w:val="16"/>
+                <w:sz w:val="18"/>
               </w:rPr>
               <w:t>New: voice imagery</w:t>
             </w:r>
@@ -3299,13 +3908,16 @@
         </w:tc>
         <w:tc>
           <w:tcPr>
-            <w:tcW w:type="dxa" w:w="2880"/>
+            <w:tcW w:type="dxa" w:w="3120"/>
           </w:tcPr>
           <w:p>
+            <w:pPr>
+              <w:spacing w:line="240" w:lineRule="auto"/>
+            </w:pPr>
             <w:r/>
             <w:r>
               <w:rPr>
-                <w:sz w:val="16"/>
+                <w:sz w:val="18"/>
               </w:rPr>
               <w:t>-0.27 (-0.50 to -0.03) SD, Holm p .026</w:t>
             </w:r>
@@ -3313,13 +3925,16 @@
         </w:tc>
         <w:tc>
           <w:tcPr>
-            <w:tcW w:type="dxa" w:w="2880"/>
+            <w:tcW w:type="dxa" w:w="3120"/>
           </w:tcPr>
           <w:p>
+            <w:pPr>
+              <w:spacing w:line="240" w:lineRule="auto"/>
+            </w:pPr>
             <w:r/>
             <w:r>
               <w:rPr>
-                <w:sz w:val="16"/>
+                <w:sz w:val="18"/>
               </w:rPr>
               <w:t>898</w:t>
             </w:r>
@@ -3332,13 +3947,16 @@
         </w:trPr>
         <w:tc>
           <w:tcPr>
-            <w:tcW w:type="dxa" w:w="2880"/>
+            <w:tcW w:type="dxa" w:w="3120"/>
           </w:tcPr>
           <w:p>
+            <w:pPr>
+              <w:spacing w:line="240" w:lineRule="auto"/>
+            </w:pPr>
             <w:r/>
             <w:r>
               <w:rPr>
-                <w:sz w:val="16"/>
+                <w:sz w:val="18"/>
               </w:rPr>
               <w:t>New: inner-body imagery</w:t>
             </w:r>
@@ -3346,13 +3964,16 @@
         </w:tc>
         <w:tc>
           <w:tcPr>
-            <w:tcW w:type="dxa" w:w="2880"/>
+            <w:tcW w:type="dxa" w:w="3120"/>
           </w:tcPr>
           <w:p>
+            <w:pPr>
+              <w:spacing w:line="240" w:lineRule="auto"/>
+            </w:pPr>
             <w:r/>
             <w:r>
               <w:rPr>
-                <w:sz w:val="16"/>
+                <w:sz w:val="18"/>
               </w:rPr>
               <w:t>-0.37 (-0.59 to -0.16) SD, Holm p .001</w:t>
             </w:r>
@@ -3360,13 +3981,16 @@
         </w:tc>
         <w:tc>
           <w:tcPr>
-            <w:tcW w:type="dxa" w:w="2880"/>
+            <w:tcW w:type="dxa" w:w="3120"/>
           </w:tcPr>
           <w:p>
+            <w:pPr>
+              <w:spacing w:line="240" w:lineRule="auto"/>
+            </w:pPr>
             <w:r/>
             <w:r>
               <w:rPr>
-                <w:sz w:val="16"/>
+                <w:sz w:val="18"/>
               </w:rPr>
               <w:t>898</w:t>
             </w:r>
@@ -3379,13 +4003,16 @@
         </w:trPr>
         <w:tc>
           <w:tcPr>
-            <w:tcW w:type="dxa" w:w="2880"/>
+            <w:tcW w:type="dxa" w:w="3120"/>
           </w:tcPr>
           <w:p>
+            <w:pPr>
+              <w:spacing w:line="240" w:lineRule="auto"/>
+            </w:pPr>
             <w:r/>
             <w:r>
               <w:rPr>
-                <w:sz w:val="16"/>
+                <w:sz w:val="18"/>
               </w:rPr>
               <w:t>New: overall difference, also adjusted for current treatment</w:t>
             </w:r>
@@ -3393,13 +4020,16 @@
         </w:tc>
         <w:tc>
           <w:tcPr>
-            <w:tcW w:type="dxa" w:w="2880"/>
+            <w:tcW w:type="dxa" w:w="3120"/>
           </w:tcPr>
           <w:p>
+            <w:pPr>
+              <w:spacing w:line="240" w:lineRule="auto"/>
+            </w:pPr>
             <w:r/>
             <w:r>
               <w:rPr>
-                <w:sz w:val="16"/>
+                <w:sz w:val="18"/>
               </w:rPr>
               <w:t>-0.42 (-0.66 to -0.18) SD</w:t>
             </w:r>
@@ -3407,13 +4037,16 @@
         </w:tc>
         <w:tc>
           <w:tcPr>
-            <w:tcW w:type="dxa" w:w="2880"/>
+            <w:tcW w:type="dxa" w:w="3120"/>
           </w:tcPr>
           <w:p>
+            <w:pPr>
+              <w:spacing w:line="240" w:lineRule="auto"/>
+            </w:pPr>
             <w:r/>
             <w:r>
               <w:rPr>
-                <w:sz w:val="16"/>
+                <w:sz w:val="18"/>
               </w:rPr>
               <w:t>898</w:t>
             </w:r>
@@ -3426,13 +4059,16 @@
         </w:trPr>
         <w:tc>
           <w:tcPr>
-            <w:tcW w:type="dxa" w:w="2880"/>
+            <w:tcW w:type="dxa" w:w="3120"/>
           </w:tcPr>
           <w:p>
+            <w:pPr>
+              <w:spacing w:line="240" w:lineRule="auto"/>
+            </w:pPr>
             <w:r/>
             <w:r>
               <w:rPr>
-                <w:sz w:val="16"/>
+                <w:sz w:val="18"/>
               </w:rPr>
               <w:t>New: overall difference, also adjusted for education</w:t>
             </w:r>
@@ -3440,13 +4076,16 @@
         </w:tc>
         <w:tc>
           <w:tcPr>
-            <w:tcW w:type="dxa" w:w="2880"/>
+            <w:tcW w:type="dxa" w:w="3120"/>
           </w:tcPr>
           <w:p>
+            <w:pPr>
+              <w:spacing w:line="240" w:lineRule="auto"/>
+            </w:pPr>
             <w:r/>
             <w:r>
               <w:rPr>
-                <w:sz w:val="16"/>
+                <w:sz w:val="18"/>
               </w:rPr>
               <w:t>-0.41 (-0.65 to -0.17) SD</w:t>
             </w:r>
@@ -3454,13 +4093,16 @@
         </w:tc>
         <w:tc>
           <w:tcPr>
-            <w:tcW w:type="dxa" w:w="2880"/>
+            <w:tcW w:type="dxa" w:w="3120"/>
           </w:tcPr>
           <w:p>
+            <w:pPr>
+              <w:spacing w:line="240" w:lineRule="auto"/>
+            </w:pPr>
             <w:r/>
             <w:r>
               <w:rPr>
-                <w:sz w:val="16"/>
+                <w:sz w:val="18"/>
               </w:rPr>
               <w:t>889</w:t>
             </w:r>
@@ -3473,13 +4115,16 @@
         </w:trPr>
         <w:tc>
           <w:tcPr>
-            <w:tcW w:type="dxa" w:w="2880"/>
+            <w:tcW w:type="dxa" w:w="3120"/>
           </w:tcPr>
           <w:p>
+            <w:pPr>
+              <w:spacing w:line="240" w:lineRule="auto"/>
+            </w:pPr>
             <w:r/>
             <w:r>
               <w:rPr>
-                <w:sz w:val="16"/>
+                <w:sz w:val="18"/>
               </w:rPr>
               <w:t>New: empathy self-rating (1-7), autism minus comparison</w:t>
             </w:r>
@@ -3487,13 +4132,16 @@
         </w:tc>
         <w:tc>
           <w:tcPr>
-            <w:tcW w:type="dxa" w:w="2880"/>
+            <w:tcW w:type="dxa" w:w="3120"/>
           </w:tcPr>
           <w:p>
+            <w:pPr>
+              <w:spacing w:line="240" w:lineRule="auto"/>
+            </w:pPr>
             <w:r/>
             <w:r>
               <w:rPr>
-                <w:sz w:val="16"/>
+                <w:sz w:val="18"/>
               </w:rPr>
               <w:t>-0.39 (-0.67 to -0.12) points</w:t>
             </w:r>
@@ -3501,13 +4149,16 @@
         </w:tc>
         <w:tc>
           <w:tcPr>
-            <w:tcW w:type="dxa" w:w="2880"/>
+            <w:tcW w:type="dxa" w:w="3120"/>
           </w:tcPr>
           <w:p>
+            <w:pPr>
+              <w:spacing w:line="240" w:lineRule="auto"/>
+            </w:pPr>
             <w:r/>
             <w:r>
               <w:rPr>
-                <w:sz w:val="16"/>
+                <w:sz w:val="18"/>
               </w:rPr>
               <w:t>898</w:t>
             </w:r>
@@ -3520,13 +4171,16 @@
         </w:trPr>
         <w:tc>
           <w:tcPr>
-            <w:tcW w:type="dxa" w:w="2880"/>
+            <w:tcW w:type="dxa" w:w="3120"/>
           </w:tcPr>
           <w:p>
+            <w:pPr>
+              <w:spacing w:line="240" w:lineRule="auto"/>
+            </w:pPr>
             <w:r/>
             <w:r>
               <w:rPr>
-                <w:sz w:val="16"/>
+                <w:sz w:val="18"/>
               </w:rPr>
               <w:t>New: overall difference, also adjusted for the empathy rating</w:t>
             </w:r>
@@ -3534,13 +4188,16 @@
         </w:tc>
         <w:tc>
           <w:tcPr>
-            <w:tcW w:type="dxa" w:w="2880"/>
+            <w:tcW w:type="dxa" w:w="3120"/>
           </w:tcPr>
           <w:p>
+            <w:pPr>
+              <w:spacing w:line="240" w:lineRule="auto"/>
+            </w:pPr>
             <w:r/>
             <w:r>
               <w:rPr>
-                <w:sz w:val="16"/>
+                <w:sz w:val="18"/>
               </w:rPr>
               <w:t>-0.34 (-0.57 to -0.10) SD</w:t>
             </w:r>
@@ -3548,13 +4205,16 @@
         </w:tc>
         <w:tc>
           <w:tcPr>
-            <w:tcW w:type="dxa" w:w="2880"/>
+            <w:tcW w:type="dxa" w:w="3120"/>
           </w:tcPr>
           <w:p>
+            <w:pPr>
+              <w:spacing w:line="240" w:lineRule="auto"/>
+            </w:pPr>
             <w:r/>
             <w:r>
               <w:rPr>
-                <w:sz w:val="16"/>
+                <w:sz w:val="18"/>
               </w:rPr>
               <w:t>898</w:t>
             </w:r>
@@ -3567,13 +4227,16 @@
         </w:trPr>
         <w:tc>
           <w:tcPr>
-            <w:tcW w:type="dxa" w:w="2880"/>
+            <w:tcW w:type="dxa" w:w="3120"/>
           </w:tcPr>
           <w:p>
+            <w:pPr>
+              <w:spacing w:line="240" w:lineRule="auto"/>
+            </w:pPr>
             <w:r/>
             <w:r>
               <w:rPr>
-                <w:sz w:val="16"/>
+                <w:sz w:val="18"/>
               </w:rPr>
               <w:t>New: absent imagery in at least one sense, ADHD-only vs comparison</w:t>
             </w:r>
@@ -3581,13 +4244,16 @@
         </w:tc>
         <w:tc>
           <w:tcPr>
-            <w:tcW w:type="dxa" w:w="2880"/>
+            <w:tcW w:type="dxa" w:w="3120"/>
           </w:tcPr>
           <w:p>
+            <w:pPr>
+              <w:spacing w:line="240" w:lineRule="auto"/>
+            </w:pPr>
             <w:r/>
             <w:r>
               <w:rPr>
-                <w:sz w:val="16"/>
+                <w:sz w:val="18"/>
               </w:rPr>
               <w:t>8.3% vs 6.5%, Fisher p .493</w:t>
             </w:r>
@@ -3595,13 +4261,16 @@
         </w:tc>
         <w:tc>
           <w:tcPr>
-            <w:tcW w:type="dxa" w:w="2880"/>
+            <w:tcW w:type="dxa" w:w="3120"/>
           </w:tcPr>
           <w:p>
+            <w:pPr>
+              <w:spacing w:line="240" w:lineRule="auto"/>
+            </w:pPr>
             <w:r/>
             <w:r>
               <w:rPr>
-                <w:sz w:val="16"/>
+                <w:sz w:val="18"/>
               </w:rPr>
               <w:t>833</w:t>
             </w:r>
@@ -3614,13 +4283,16 @@
         </w:trPr>
         <w:tc>
           <w:tcPr>
-            <w:tcW w:type="dxa" w:w="2880"/>
+            <w:tcW w:type="dxa" w:w="3120"/>
           </w:tcPr>
           <w:p>
+            <w:pPr>
+              <w:spacing w:line="240" w:lineRule="auto"/>
+            </w:pPr>
             <w:r/>
             <w:r>
               <w:rPr>
-                <w:sz w:val="16"/>
+                <w:sz w:val="18"/>
               </w:rPr>
               <w:t>New: absent imagery in at least one sense, autism vs ADHD-only</w:t>
             </w:r>
@@ -3628,13 +4300,16 @@
         </w:tc>
         <w:tc>
           <w:tcPr>
-            <w:tcW w:type="dxa" w:w="2880"/>
+            <w:tcW w:type="dxa" w:w="3120"/>
           </w:tcPr>
           <w:p>
+            <w:pPr>
+              <w:spacing w:line="240" w:lineRule="auto"/>
+            </w:pPr>
             <w:r/>
             <w:r>
               <w:rPr>
-                <w:sz w:val="16"/>
+                <w:sz w:val="18"/>
               </w:rPr>
               <w:t>OR 2.75, Fisher p .024</w:t>
             </w:r>
@@ -3642,13 +4317,16 @@
         </w:tc>
         <w:tc>
           <w:tcPr>
-            <w:tcW w:type="dxa" w:w="2880"/>
+            <w:tcW w:type="dxa" w:w="3120"/>
           </w:tcPr>
           <w:p>
+            <w:pPr>
+              <w:spacing w:line="240" w:lineRule="auto"/>
+            </w:pPr>
             <w:r/>
             <w:r>
               <w:rPr>
-                <w:sz w:val="16"/>
+                <w:sz w:val="18"/>
               </w:rPr>
               <w:t>234</w:t>
             </w:r>
@@ -3661,13 +4339,16 @@
         </w:trPr>
         <w:tc>
           <w:tcPr>
-            <w:tcW w:type="dxa" w:w="2880"/>
+            <w:tcW w:type="dxa" w:w="3120"/>
           </w:tcPr>
           <w:p>
+            <w:pPr>
+              <w:spacing w:line="240" w:lineRule="auto"/>
+            </w:pPr>
             <w:r/>
             <w:r>
               <w:rPr>
-                <w:sz w:val="16"/>
+                <w:sz w:val="18"/>
               </w:rPr>
               <w:t>Arnold, AQ 26 or more only: absent imagery in at least one sense</w:t>
             </w:r>
@@ -3675,13 +4356,16 @@
         </w:tc>
         <w:tc>
           <w:tcPr>
-            <w:tcW w:type="dxa" w:w="2880"/>
+            <w:tcW w:type="dxa" w:w="3120"/>
           </w:tcPr>
           <w:p>
+            <w:pPr>
+              <w:spacing w:line="240" w:lineRule="auto"/>
+            </w:pPr>
             <w:r/>
             <w:r>
               <w:rPr>
-                <w:sz w:val="16"/>
+                <w:sz w:val="18"/>
               </w:rPr>
               <w:t>11.6% vs 4.6%</w:t>
             </w:r>
@@ -3689,13 +4373,16 @@
         </w:tc>
         <w:tc>
           <w:tcPr>
-            <w:tcW w:type="dxa" w:w="2880"/>
+            <w:tcW w:type="dxa" w:w="3120"/>
           </w:tcPr>
           <w:p>
+            <w:pPr>
+              <w:spacing w:line="240" w:lineRule="auto"/>
+            </w:pPr>
             <w:r/>
             <w:r>
               <w:rPr>
-                <w:sz w:val="16"/>
+                <w:sz w:val="18"/>
               </w:rPr>
               <w:t>569</w:t>
             </w:r>
@@ -3708,13 +4395,16 @@
         </w:trPr>
         <w:tc>
           <w:tcPr>
-            <w:tcW w:type="dxa" w:w="2880"/>
+            <w:tcW w:type="dxa" w:w="3120"/>
           </w:tcPr>
           <w:p>
+            <w:pPr>
+              <w:spacing w:line="240" w:lineRule="auto"/>
+            </w:pPr>
             <w:r/>
             <w:r>
               <w:rPr>
-                <w:sz w:val="16"/>
+                <w:sz w:val="18"/>
               </w:rPr>
               <w:t>Arnold, AQ 26 or more only: median difference</w:t>
             </w:r>
@@ -3722,13 +4412,16 @@
         </w:tc>
         <w:tc>
           <w:tcPr>
-            <w:tcW w:type="dxa" w:w="2880"/>
+            <w:tcW w:type="dxa" w:w="3120"/>
           </w:tcPr>
           <w:p>
+            <w:pPr>
+              <w:spacing w:line="240" w:lineRule="auto"/>
+            </w:pPr>
             <w:r/>
             <w:r>
               <w:rPr>
-                <w:sz w:val="16"/>
+                <w:sz w:val="18"/>
               </w:rPr>
               <w:t>-0.20 (-0.42 to +0.01) SD</w:t>
             </w:r>
@@ -3736,13 +4429,16 @@
         </w:tc>
         <w:tc>
           <w:tcPr>
-            <w:tcW w:type="dxa" w:w="2880"/>
+            <w:tcW w:type="dxa" w:w="3120"/>
           </w:tcPr>
           <w:p>
+            <w:pPr>
+              <w:spacing w:line="240" w:lineRule="auto"/>
+            </w:pPr>
             <w:r/>
             <w:r>
               <w:rPr>
-                <w:sz w:val="16"/>
+                <w:sz w:val="18"/>
               </w:rPr>
               <w:t>569</w:t>
             </w:r>
@@ -3755,13 +4451,16 @@
         </w:trPr>
         <w:tc>
           <w:tcPr>
-            <w:tcW w:type="dxa" w:w="2880"/>
+            <w:tcW w:type="dxa" w:w="3120"/>
           </w:tcPr>
           <w:p>
+            <w:pPr>
+              <w:spacing w:line="240" w:lineRule="auto"/>
+            </w:pPr>
             <w:r/>
             <w:r>
               <w:rPr>
-                <w:sz w:val="16"/>
+                <w:sz w:val="18"/>
               </w:rPr>
               <w:t>Arnold, AQ 26 or more only: difference among people with imagery in every sense</w:t>
             </w:r>
@@ -3769,13 +4468,16 @@
         </w:tc>
         <w:tc>
           <w:tcPr>
-            <w:tcW w:type="dxa" w:w="2880"/>
+            <w:tcW w:type="dxa" w:w="3120"/>
           </w:tcPr>
           <w:p>
+            <w:pPr>
+              <w:spacing w:line="240" w:lineRule="auto"/>
+            </w:pPr>
             <w:r/>
             <w:r>
               <w:rPr>
-                <w:sz w:val="16"/>
+                <w:sz w:val="18"/>
               </w:rPr>
               <w:t>-0.19 (-0.37 to -0.02) SD</w:t>
             </w:r>
@@ -3783,13 +4485,16 @@
         </w:tc>
         <w:tc>
           <w:tcPr>
-            <w:tcW w:type="dxa" w:w="2880"/>
+            <w:tcW w:type="dxa" w:w="3120"/>
           </w:tcPr>
           <w:p>
+            <w:pPr>
+              <w:spacing w:line="240" w:lineRule="auto"/>
+            </w:pPr>
             <w:r/>
             <w:r>
               <w:rPr>
-                <w:sz w:val="16"/>
+                <w:sz w:val="18"/>
               </w:rPr>
               <w:t>526</w:t>
             </w:r>
@@ -3802,13 +4507,16 @@
         </w:trPr>
         <w:tc>
           <w:tcPr>
-            <w:tcW w:type="dxa" w:w="2880"/>
+            <w:tcW w:type="dxa" w:w="3120"/>
           </w:tcPr>
           <w:p>
+            <w:pPr>
+              <w:spacing w:line="240" w:lineRule="auto"/>
+            </w:pPr>
             <w:r/>
             <w:r>
               <w:rPr>
-                <w:sz w:val="16"/>
+                <w:sz w:val="18"/>
               </w:rPr>
               <w:t>Arnold, autistic adults: AQ without imagination items, absent imagery in any sense vs none</w:t>
             </w:r>
@@ -3816,13 +4524,16 @@
         </w:tc>
         <w:tc>
           <w:tcPr>
-            <w:tcW w:type="dxa" w:w="2880"/>
+            <w:tcW w:type="dxa" w:w="3120"/>
           </w:tcPr>
           <w:p>
+            <w:pPr>
+              <w:spacing w:line="240" w:lineRule="auto"/>
+            </w:pPr>
             <w:r/>
             <w:r>
               <w:rPr>
-                <w:sz w:val="16"/>
+                <w:sz w:val="18"/>
               </w:rPr>
               <w:t>30.0 vs 27.4, d = 0.35, Mann-Whitney p .046</w:t>
             </w:r>
@@ -3830,13 +4541,16 @@
         </w:tc>
         <w:tc>
           <w:tcPr>
-            <w:tcW w:type="dxa" w:w="2880"/>
+            <w:tcW w:type="dxa" w:w="3120"/>
           </w:tcPr>
           <w:p>
+            <w:pPr>
+              <w:spacing w:line="240" w:lineRule="auto"/>
+            </w:pPr>
             <w:r/>
             <w:r>
               <w:rPr>
-                <w:sz w:val="16"/>
+                <w:sz w:val="18"/>
               </w:rPr>
               <w:t>327</w:t>
             </w:r>
@@ -3849,13 +4563,16 @@
         </w:trPr>
         <w:tc>
           <w:tcPr>
-            <w:tcW w:type="dxa" w:w="2880"/>
+            <w:tcW w:type="dxa" w:w="3120"/>
           </w:tcPr>
           <w:p>
+            <w:pPr>
+              <w:spacing w:line="240" w:lineRule="auto"/>
+            </w:pPr>
             <w:r/>
             <w:r>
               <w:rPr>
-                <w:sz w:val="16"/>
+                <w:sz w:val="18"/>
               </w:rPr>
               <w:t>Both datasets pooled: difference among people with imagery in every sense</w:t>
             </w:r>
@@ -3863,13 +4580,16 @@
         </w:tc>
         <w:tc>
           <w:tcPr>
-            <w:tcW w:type="dxa" w:w="2880"/>
+            <w:tcW w:type="dxa" w:w="3120"/>
           </w:tcPr>
           <w:p>
+            <w:pPr>
+              <w:spacing w:line="240" w:lineRule="auto"/>
+            </w:pPr>
             <w:r/>
             <w:r>
               <w:rPr>
-                <w:sz w:val="16"/>
+                <w:sz w:val="18"/>
               </w:rPr>
               <w:t>-0.05 SD (-0.17 to +0.06); two one-sided tests against +/-0.2 SD, p .006</w:t>
             </w:r>
@@ -3877,13 +4597,16 @@
         </w:tc>
         <w:tc>
           <w:tcPr>
-            <w:tcW w:type="dxa" w:w="2880"/>
+            <w:tcW w:type="dxa" w:w="3120"/>
           </w:tcPr>
           <w:p>
+            <w:pPr>
+              <w:spacing w:line="240" w:lineRule="auto"/>
+            </w:pPr>
             <w:r/>
             <w:r>
               <w:rPr>
-                <w:sz w:val="16"/>
+                <w:sz w:val="18"/>
               </w:rPr>
               <w:t>1426</w:t>
             </w:r>
@@ -3896,13 +4619,16 @@
         </w:trPr>
         <w:tc>
           <w:tcPr>
-            <w:tcW w:type="dxa" w:w="2880"/>
+            <w:tcW w:type="dxa" w:w="3120"/>
           </w:tcPr>
           <w:p>
+            <w:pPr>
+              <w:spacing w:line="240" w:lineRule="auto"/>
+            </w:pPr>
             <w:r/>
             <w:r>
               <w:rPr>
-                <w:sz w:val="16"/>
+                <w:sz w:val="18"/>
               </w:rPr>
               <w:t>Dance et al. (2021), people without aphantasia: AQ vs six-sense imagery</w:t>
             </w:r>
@@ -3910,13 +4636,16 @@
         </w:tc>
         <w:tc>
           <w:tcPr>
-            <w:tcW w:type="dxa" w:w="2880"/>
+            <w:tcW w:type="dxa" w:w="3120"/>
           </w:tcPr>
           <w:p>
+            <w:pPr>
+              <w:spacing w:line="240" w:lineRule="auto"/>
+            </w:pPr>
             <w:r/>
             <w:r>
               <w:rPr>
-                <w:sz w:val="16"/>
+                <w:sz w:val="18"/>
               </w:rPr>
               <w:t>Spearman rho = -0.27, p .001</w:t>
             </w:r>
@@ -3924,13 +4653,16 @@
         </w:tc>
         <w:tc>
           <w:tcPr>
-            <w:tcW w:type="dxa" w:w="2880"/>
+            <w:tcW w:type="dxa" w:w="3120"/>
           </w:tcPr>
           <w:p>
+            <w:pPr>
+              <w:spacing w:line="240" w:lineRule="auto"/>
+            </w:pPr>
             <w:r/>
             <w:r>
               <w:rPr>
-                <w:sz w:val="16"/>
+                <w:sz w:val="18"/>
               </w:rPr>
               <w:t>138</w:t>
             </w:r>
@@ -3943,13 +4675,16 @@
         </w:trPr>
         <w:tc>
           <w:tcPr>
-            <w:tcW w:type="dxa" w:w="2880"/>
+            <w:tcW w:type="dxa" w:w="3120"/>
           </w:tcPr>
           <w:p>
+            <w:pPr>
+              <w:spacing w:line="240" w:lineRule="auto"/>
+            </w:pPr>
             <w:r/>
             <w:r>
               <w:rPr>
-                <w:sz w:val="16"/>
+                <w:sz w:val="18"/>
               </w:rPr>
               <w:t>Dance et al. (2021), people with aphantasia: AQ vs six-sense imagery</w:t>
             </w:r>
@@ -3957,13 +4692,16 @@
         </w:tc>
         <w:tc>
           <w:tcPr>
-            <w:tcW w:type="dxa" w:w="2880"/>
+            <w:tcW w:type="dxa" w:w="3120"/>
           </w:tcPr>
           <w:p>
+            <w:pPr>
+              <w:spacing w:line="240" w:lineRule="auto"/>
+            </w:pPr>
             <w:r/>
             <w:r>
               <w:rPr>
-                <w:sz w:val="16"/>
+                <w:sz w:val="18"/>
               </w:rPr>
               <w:t>Spearman rho = -0.01, p .885</w:t>
             </w:r>
@@ -3971,13 +4709,16 @@
         </w:tc>
         <w:tc>
           <w:tcPr>
-            <w:tcW w:type="dxa" w:w="2880"/>
+            <w:tcW w:type="dxa" w:w="3120"/>
           </w:tcPr>
           <w:p>
+            <w:pPr>
+              <w:spacing w:line="240" w:lineRule="auto"/>
+            </w:pPr>
             <w:r/>
             <w:r>
               <w:rPr>
-                <w:sz w:val="16"/>
+                <w:sz w:val="18"/>
               </w:rPr>
               <w:t>164</w:t>
             </w:r>
@@ -3990,13 +4731,16 @@
         </w:trPr>
         <w:tc>
           <w:tcPr>
-            <w:tcW w:type="dxa" w:w="2880"/>
+            <w:tcW w:type="dxa" w:w="3120"/>
           </w:tcPr>
           <w:p>
+            <w:pPr>
+              <w:spacing w:line="240" w:lineRule="auto"/>
+            </w:pPr>
             <w:r/>
             <w:r>
               <w:rPr>
-                <w:sz w:val="16"/>
+                <w:sz w:val="18"/>
               </w:rPr>
               <w:t>Dance et al. (2021), general population: AQ vs visual imagery (VVIQ)</w:t>
             </w:r>
@@ -4004,13 +4748,16 @@
         </w:tc>
         <w:tc>
           <w:tcPr>
-            <w:tcW w:type="dxa" w:w="2880"/>
+            <w:tcW w:type="dxa" w:w="3120"/>
           </w:tcPr>
           <w:p>
+            <w:pPr>
+              <w:spacing w:line="240" w:lineRule="auto"/>
+            </w:pPr>
             <w:r/>
             <w:r>
               <w:rPr>
-                <w:sz w:val="16"/>
+                <w:sz w:val="18"/>
               </w:rPr>
               <w:t>Spearman rho = 0.04, p .749</w:t>
             </w:r>
@@ -4018,13 +4765,16 @@
         </w:tc>
         <w:tc>
           <w:tcPr>
-            <w:tcW w:type="dxa" w:w="2880"/>
+            <w:tcW w:type="dxa" w:w="3120"/>
           </w:tcPr>
           <w:p>
+            <w:pPr>
+              <w:spacing w:line="240" w:lineRule="auto"/>
+            </w:pPr>
             <w:r/>
             <w:r>
               <w:rPr>
-                <w:sz w:val="16"/>
+                <w:sz w:val="18"/>
               </w:rPr>
               <w:t>83</w:t>
             </w:r>
@@ -4032,10 +4782,14 @@
         </w:tc>
       </w:tr>
     </w:tbl>
-    <w:p/>
     <w:p>
+      <w:pPr>
+        <w:spacing w:line="240" w:lineRule="auto" w:after="240"/>
+      </w:pPr>
       <w:r>
-        <w:rPr/>
+        <w:rPr>
+          <w:sz w:val="20"/>
+        </w:rPr>
         <w:t>Why these analyses were run. Attention check: to see whether careless responding explains the difference. Emotion, voice and inner-body imagery: the three kinds of imagery New et al. measured that are not in the overall score. Treatment and education: possible confounders recorded in the survey. Empathy self-rating: the survey's only non-imagery 1-7 rating, used to check whether autistic respondents simply rate themselves lower on any 1-7 item; adjusting for it reduced the difference from -0.42 to -0.34. AQ 26 or more: Arnold et al.'s own selection. AQ without imagination items: whether absent imagery goes with autistic traits beyond the items that ask about imagination (Bouyer et al., 2025). Dance, Ward and Simner (2021): a public dataset with AQ and six-sense imagery in people with and without aphantasia (OSF h24vm; their AQ total omits item 3). The pooled estimate uses fixed-effect inverse-variance weights across two questionnaires whose sixth senses differ, and it selects people by their scores; the +/-0.2 SD bound is a conventional 'small' effect, chosen after the results were known.</w:t>
       </w:r>
     </w:p>
@@ -4059,7 +4813,7 @@
                     <pic:cNvPicPr/>
                   </pic:nvPicPr>
                   <pic:blipFill>
-                    <a:blip r:embed="rId9"/>
+                    <a:blip r:embed="rId10"/>
                     <a:stretch>
                       <a:fillRect/>
                     </a:stretch>
@@ -4079,16 +4833,19 @@
       </w:r>
     </w:p>
     <w:p>
+      <w:pPr>
+        <w:spacing w:line="276" w:lineRule="auto"/>
+      </w:pPr>
       <w:r>
         <w:rPr>
           <w:b/>
-          <w:sz w:val="18"/>
+          <w:sz w:val="22"/>
         </w:rPr>
         <w:t>Figure S1.</w:t>
       </w:r>
       <w:r>
         <w:rPr>
-          <w:sz w:val="18"/>
+          <w:sz w:val="22"/>
         </w:rPr>
         <w:t xml:space="preserve"> Unadjusted differences in each of the five senses measured in both questionnaires (Hedges g with pooled standard deviations and 95% confidence intervals). This scale differs from the adjusted overall score in the main text. These are descriptive, not additional tests.</w:t>
       </w:r>
@@ -4102,18 +4859,27 @@
       </w:r>
     </w:p>
     <w:p>
+      <w:pPr>
+        <w:ind w:firstLine="720"/>
+      </w:pPr>
       <w:r>
         <w:rPr/>
         <w:t>All 156 registered estimate rows were reproduced exactly in a separate run (largest absolute difference 0.0). The frozen plan's SHA-256 is ce102d64229b6a4efb2a7c646048f17c5ab338829f73bed4121bcc1deb147c14, and the original output files were unchanged.</w:t>
       </w:r>
     </w:p>
     <w:p>
+      <w:pPr>
+        <w:ind w:firstLine="720"/>
+      </w:pPr>
       <w:r>
         <w:rPr/>
         <w:t>The overall-score regression was rebuilt independently with statsmodels (OLS, HC3, t inference) and agreed. Holm adjustment was rechecked with statsmodels. The five Firth fits were refitted in R 4.6.1 with brglm2 1.1.1 (mean bias reduction). Coefficients, covariance matrices, Wald intervals and p values agreed: the largest coefficient difference was 3.7e-07 and the largest covariance difference 8.5e-07. To converge with the small 'other' sex category, the R fit needed an intercept-only start and step size 0.25.</w:t>
       </w:r>
     </w:p>
     <w:p>
+      <w:pPr>
+        <w:ind w:firstLine="720"/>
+      </w:pPr>
       <w:r>
         <w:rPr/>
         <w:t>The code, run order and checks are documented in the repository; no participant-level rows are written.</w:t>
@@ -4128,12 +4894,18 @@
       </w:r>
     </w:p>
     <w:p>
+      <w:pPr>
+        <w:ind w:firstLine="720"/>
+      </w:pPr>
       <w:r>
         <w:rPr/>
         <w:t>New et al.: OSF project 2bdn6. The data file for Study 2 is named Exp3.1020.txt in the archive. The questionnaire (Study2.Questionnaires.pdf in the archive) is the 45-item QMI + VocEmo, New et al.'s extension of the Questionnaire upon Mental Imagery with vocal and emotional items. The six senses used here are its sight, sound, smell, taste, touch and movement scales. Its emotion, voice and inner-body scales are not in the overall score. New et al.'s attention rule keeps people who repeated at least three of their five favourite activities.</w:t>
       </w:r>
     </w:p>
     <w:p>
+      <w:pPr>
+        <w:ind w:firstLine="720"/>
+      </w:pPr>
       <w:r>
         <w:rPr/>
         <w:t>Arnold et al.: the public workbook labels its six PSI-Q columns visual, auditory, smell, taste, touch and bodily sensation. All 327 autistic records in Arnold et al.'s analysis code match the workbook on imagery scores, AQ and age, and all have the maximum attention score (13). How the comparison group was recruited is not documented in these files.</w:t>
@@ -4154,9 +4926,9 @@
         <w:tblLook w:firstColumn="1" w:firstRow="1" w:lastColumn="0" w:lastRow="0" w:noHBand="0" w:noVBand="1" w:val="04A0"/>
       </w:tblPr>
       <w:tblGrid>
-        <w:gridCol w:w="2880"/>
-        <w:gridCol w:w="2880"/>
-        <w:gridCol w:w="2880"/>
+        <w:gridCol w:w="3120"/>
+        <w:gridCol w:w="3120"/>
+        <w:gridCol w:w="3120"/>
       </w:tblGrid>
       <w:tr>
         <w:trPr>
@@ -4164,9 +4936,12 @@
         </w:trPr>
         <w:tc>
           <w:tcPr>
-            <w:tcW w:type="dxa" w:w="2880"/>
+            <w:tcW w:type="dxa" w:w="3120"/>
           </w:tcPr>
           <w:p>
+            <w:pPr>
+              <w:spacing w:line="240" w:lineRule="auto"/>
+            </w:pPr>
             <w:r>
               <w:rPr>
                 <w:b/>
@@ -4175,7 +4950,7 @@
             <w:r>
               <w:rPr>
                 <w:b/>
-                <w:sz w:val="16"/>
+                <w:sz w:val="18"/>
               </w:rPr>
               <w:t>Date</w:t>
             </w:r>
@@ -4183,9 +4958,12 @@
         </w:tc>
         <w:tc>
           <w:tcPr>
-            <w:tcW w:type="dxa" w:w="2880"/>
+            <w:tcW w:type="dxa" w:w="3120"/>
           </w:tcPr>
           <w:p>
+            <w:pPr>
+              <w:spacing w:line="240" w:lineRule="auto"/>
+            </w:pPr>
             <w:r>
               <w:rPr>
                 <w:b/>
@@ -4194,7 +4972,7 @@
             <w:r>
               <w:rPr>
                 <w:b/>
-                <w:sz w:val="16"/>
+                <w:sz w:val="18"/>
               </w:rPr>
               <w:t>Change</w:t>
             </w:r>
@@ -4202,9 +4980,12 @@
         </w:tc>
         <w:tc>
           <w:tcPr>
-            <w:tcW w:type="dxa" w:w="2880"/>
+            <w:tcW w:type="dxa" w:w="3120"/>
           </w:tcPr>
           <w:p>
+            <w:pPr>
+              <w:spacing w:line="240" w:lineRule="auto"/>
+            </w:pPr>
             <w:r>
               <w:rPr>
                 <w:b/>
@@ -4213,7 +4994,7 @@
             <w:r>
               <w:rPr>
                 <w:b/>
-                <w:sz w:val="16"/>
+                <w:sz w:val="18"/>
               </w:rPr>
               <w:t>Effect</w:t>
             </w:r>
@@ -4226,13 +5007,16 @@
         </w:trPr>
         <w:tc>
           <w:tcPr>
-            <w:tcW w:type="dxa" w:w="2880"/>
+            <w:tcW w:type="dxa" w:w="3120"/>
           </w:tcPr>
           <w:p>
+            <w:pPr>
+              <w:spacing w:line="240" w:lineRule="auto"/>
+            </w:pPr>
             <w:r/>
             <w:r>
               <w:rPr>
-                <w:sz w:val="16"/>
+                <w:sz w:val="18"/>
               </w:rPr>
               <w:t>10 Oct 2026</w:t>
             </w:r>
@@ -4240,13 +5024,16 @@
         </w:tc>
         <w:tc>
           <w:tcPr>
-            <w:tcW w:type="dxa" w:w="2880"/>
+            <w:tcW w:type="dxa" w:w="3120"/>
           </w:tcPr>
           <w:p>
+            <w:pPr>
+              <w:spacing w:line="240" w:lineRule="auto"/>
+            </w:pPr>
             <w:r/>
             <w:r>
               <w:rPr>
-                <w:sz w:val="16"/>
+                <w:sz w:val="18"/>
               </w:rPr>
               <w:t>The plan gave the effect Arnold et al.'s study had a 33% chance of detecting (used to judge a null H1) as about 0.12 SD; the registered code computed 0.139 SD.</w:t>
             </w:r>
@@ -4254,13 +5041,16 @@
         </w:tc>
         <w:tc>
           <w:tcPr>
-            <w:tcW w:type="dxa" w:w="2880"/>
+            <w:tcW w:type="dxa" w:w="3120"/>
           </w:tcPr>
           <w:p>
+            <w:pPr>
+              <w:spacing w:line="240" w:lineRule="auto"/>
+            </w:pPr>
             <w:r/>
             <w:r>
               <w:rPr>
-                <w:sz w:val="16"/>
+                <w:sz w:val="18"/>
               </w:rPr>
               <w:t>None: only used if H1 had failed.</w:t>
             </w:r>
@@ -4273,13 +5063,16 @@
         </w:trPr>
         <w:tc>
           <w:tcPr>
-            <w:tcW w:type="dxa" w:w="2880"/>
+            <w:tcW w:type="dxa" w:w="3120"/>
           </w:tcPr>
           <w:p>
+            <w:pPr>
+              <w:spacing w:line="240" w:lineRule="auto"/>
+            </w:pPr>
             <w:r/>
             <w:r>
               <w:rPr>
-                <w:sz w:val="16"/>
+                <w:sz w:val="18"/>
               </w:rPr>
               <w:t>10 Oct 2026</w:t>
             </w:r>
@@ -4287,13 +5080,16 @@
         </w:tc>
         <w:tc>
           <w:tcPr>
-            <w:tcW w:type="dxa" w:w="2880"/>
+            <w:tcW w:type="dxa" w:w="3120"/>
           </w:tcPr>
           <w:p>
+            <w:pPr>
+              <w:spacing w:line="240" w:lineRule="auto"/>
+            </w:pPr>
             <w:r/>
             <w:r>
               <w:rPr>
-                <w:sz w:val="16"/>
+                <w:sz w:val="18"/>
               </w:rPr>
               <w:t>Firth regression used for H2a, H2b, S3 and their sensitivity analyses, as the plan allowed, because the 'other' sex category perfectly predicted the outcome.</w:t>
             </w:r>
@@ -4301,13 +5097,16 @@
         </w:tc>
         <w:tc>
           <w:tcPr>
-            <w:tcW w:type="dxa" w:w="2880"/>
+            <w:tcW w:type="dxa" w:w="3120"/>
           </w:tcPr>
           <w:p>
+            <w:pPr>
+              <w:spacing w:line="240" w:lineRule="auto"/>
+            </w:pPr>
             <w:r/>
             <w:r>
               <w:rPr>
-                <w:sz w:val="16"/>
+                <w:sz w:val="18"/>
               </w:rPr>
               <w:t>None; reported as planned.</w:t>
             </w:r>
@@ -4320,13 +5119,16 @@
         </w:trPr>
         <w:tc>
           <w:tcPr>
-            <w:tcW w:type="dxa" w:w="2880"/>
+            <w:tcW w:type="dxa" w:w="3120"/>
           </w:tcPr>
           <w:p>
+            <w:pPr>
+              <w:spacing w:line="240" w:lineRule="auto"/>
+            </w:pPr>
             <w:r/>
             <w:r>
               <w:rPr>
-                <w:sz w:val="16"/>
+                <w:sz w:val="18"/>
               </w:rPr>
               <w:t>11 Oct 2026</w:t>
             </w:r>
@@ -4334,13 +5136,16 @@
         </w:tc>
         <w:tc>
           <w:tcPr>
-            <w:tcW w:type="dxa" w:w="2880"/>
+            <w:tcW w:type="dxa" w:w="3120"/>
           </w:tcPr>
           <w:p>
+            <w:pPr>
+              <w:spacing w:line="240" w:lineRule="auto"/>
+            </w:pPr>
             <w:r/>
             <w:r>
               <w:rPr>
-                <w:sz w:val="16"/>
+                <w:sz w:val="18"/>
               </w:rPr>
               <w:t>The plan's SHA-256 for the New et al. data file was the archive's fingerprint, not the file's. Label corrected.</w:t>
             </w:r>
@@ -4348,13 +5153,16 @@
         </w:tc>
         <w:tc>
           <w:tcPr>
-            <w:tcW w:type="dxa" w:w="2880"/>
+            <w:tcW w:type="dxa" w:w="3120"/>
           </w:tcPr>
           <w:p>
+            <w:pPr>
+              <w:spacing w:line="240" w:lineRule="auto"/>
+            </w:pPr>
             <w:r/>
             <w:r>
               <w:rPr>
-                <w:sz w:val="16"/>
+                <w:sz w:val="18"/>
               </w:rPr>
               <w:t>None; same data.</w:t>
             </w:r>
@@ -4367,13 +5175,16 @@
         </w:trPr>
         <w:tc>
           <w:tcPr>
-            <w:tcW w:type="dxa" w:w="2880"/>
+            <w:tcW w:type="dxa" w:w="3120"/>
           </w:tcPr>
           <w:p>
+            <w:pPr>
+              <w:spacing w:line="240" w:lineRule="auto"/>
+            </w:pPr>
             <w:r/>
             <w:r>
               <w:rPr>
-                <w:sz w:val="16"/>
+                <w:sz w:val="18"/>
               </w:rPr>
               <w:t>17 Oct 2026</w:t>
             </w:r>
@@ -4381,13 +5192,16 @@
         </w:tc>
         <w:tc>
           <w:tcPr>
-            <w:tcW w:type="dxa" w:w="2880"/>
+            <w:tcW w:type="dxa" w:w="3120"/>
           </w:tcPr>
           <w:p>
+            <w:pPr>
+              <w:spacing w:line="240" w:lineRule="auto"/>
+            </w:pPr>
             <w:r/>
             <w:r>
               <w:rPr>
-                <w:sz w:val="16"/>
+                <w:sz w:val="18"/>
               </w:rPr>
               <w:t>The plan treated Arnold et al.'s sixth sense (bodily sensation) as movement. Registered results kept as run; five-sense check added.</w:t>
             </w:r>
@@ -4395,13 +5209,16 @@
         </w:tc>
         <w:tc>
           <w:tcPr>
-            <w:tcW w:type="dxa" w:w="2880"/>
+            <w:tcW w:type="dxa" w:w="3120"/>
           </w:tcPr>
           <w:p>
+            <w:pPr>
+              <w:spacing w:line="240" w:lineRule="auto"/>
+            </w:pPr>
             <w:r/>
             <w:r>
               <w:rPr>
-                <w:sz w:val="16"/>
+                <w:sz w:val="18"/>
               </w:rPr>
               <w:t>Registered six-sense results are not matched across questionnaires.</w:t>
             </w:r>
@@ -4414,13 +5231,16 @@
         </w:trPr>
         <w:tc>
           <w:tcPr>
-            <w:tcW w:type="dxa" w:w="2880"/>
+            <w:tcW w:type="dxa" w:w="3120"/>
           </w:tcPr>
           <w:p>
+            <w:pPr>
+              <w:spacing w:line="240" w:lineRule="auto"/>
+            </w:pPr>
             <w:r/>
             <w:r>
               <w:rPr>
-                <w:sz w:val="16"/>
+                <w:sz w:val="18"/>
               </w:rPr>
               <w:t>17 Oct 2026</w:t>
             </w:r>
@@ -4428,13 +5248,16 @@
         </w:tc>
         <w:tc>
           <w:tcPr>
-            <w:tcW w:type="dxa" w:w="2880"/>
+            <w:tcW w:type="dxa" w:w="3120"/>
           </w:tcPr>
           <w:p>
+            <w:pPr>
+              <w:spacing w:line="240" w:lineRule="auto"/>
+            </w:pPr>
             <w:r/>
             <w:r>
               <w:rPr>
-                <w:sz w:val="16"/>
+                <w:sz w:val="18"/>
               </w:rPr>
               <w:t>Registered analysis reproduced in a separate directory; Firth fits checked against R.</w:t>
             </w:r>
@@ -4442,13 +5265,16 @@
         </w:tc>
         <w:tc>
           <w:tcPr>
-            <w:tcW w:type="dxa" w:w="2880"/>
+            <w:tcW w:type="dxa" w:w="3120"/>
           </w:tcPr>
           <w:p>
+            <w:pPr>
+              <w:spacing w:line="240" w:lineRule="auto"/>
+            </w:pPr>
             <w:r/>
             <w:r>
               <w:rPr>
-                <w:sz w:val="16"/>
+                <w:sz w:val="18"/>
               </w:rPr>
               <w:t>Numerical check only; no discrepancies.</w:t>
             </w:r>
@@ -4461,13 +5287,16 @@
         </w:trPr>
         <w:tc>
           <w:tcPr>
-            <w:tcW w:type="dxa" w:w="2880"/>
+            <w:tcW w:type="dxa" w:w="3120"/>
           </w:tcPr>
           <w:p>
+            <w:pPr>
+              <w:spacing w:line="240" w:lineRule="auto"/>
+            </w:pPr>
             <w:r/>
             <w:r>
               <w:rPr>
-                <w:sz w:val="16"/>
+                <w:sz w:val="18"/>
               </w:rPr>
               <w:t>18 Oct 2026</w:t>
             </w:r>
@@ -4475,13 +5304,16 @@
         </w:tc>
         <w:tc>
           <w:tcPr>
-            <w:tcW w:type="dxa" w:w="2880"/>
+            <w:tcW w:type="dxa" w:w="3120"/>
           </w:tcPr>
           <w:p>
+            <w:pPr>
+              <w:spacing w:line="240" w:lineRule="auto"/>
+            </w:pPr>
             <w:r/>
             <w:r>
               <w:rPr>
-                <w:sz w:val="16"/>
+                <w:sz w:val="18"/>
               </w:rPr>
               <w:t>Shift benchmark (Table 4) added after an internal review.</w:t>
             </w:r>
@@ -4489,13 +5321,16 @@
         </w:tc>
         <w:tc>
           <w:tcPr>
-            <w:tcW w:type="dxa" w:w="2880"/>
+            <w:tcW w:type="dxa" w:w="3120"/>
           </w:tcPr>
           <w:p>
+            <w:pPr>
+              <w:spacing w:line="240" w:lineRule="auto"/>
+            </w:pPr>
             <w:r/>
             <w:r>
               <w:rPr>
-                <w:sz w:val="16"/>
+                <w:sz w:val="18"/>
               </w:rPr>
               <w:t>Exploratory.</w:t>
             </w:r>
@@ -4503,10 +5338,14 @@
         </w:tc>
       </w:tr>
     </w:tbl>
-    <w:p/>
     <w:p>
+      <w:pPr>
+        <w:spacing w:line="240" w:lineRule="auto" w:after="240"/>
+      </w:pPr>
       <w:r>
-        <w:rPr/>
+        <w:rPr>
+          <w:sz w:val="20"/>
+        </w:rPr>
         <w:t>The full deviations log is in the repository alongside the registered plan.</w:t>
       </w:r>
     </w:p>
@@ -4519,19 +5358,35 @@
       </w:r>
     </w:p>
     <w:p>
+      <w:pPr>
+        <w:ind w:firstLine="720"/>
+      </w:pPr>
       <w:r>
         <w:rPr/>
         <w:t>The registered six-sense differences were -0.42 SD (New) and -0.18 SD (Arnold). Their difference, -0.24 SD, had a two-sided p of .11 under a normal approximation. This comparison treats the samples as independent and the two composites as comparable; neither is established, so we do not interpret it.</w:t>
       </w:r>
     </w:p>
     <w:sectPr>
+      <w:footerReference w:type="default" r:id="rId9"/>
       <w:pgSz w:w="12240" w:h="15840"/>
-      <w:pgMar w:top="1440" w:right="1800" w:bottom="1440" w:left="1800" w:header="720" w:footer="720" w:gutter="0"/>
+      <w:pgMar w:top="1440" w:right="1440" w:bottom="1440" w:left="1440" w:header="720" w:footer="720" w:gutter="0"/>
       <w:cols w:space="720"/>
       <w:docGrid w:linePitch="360"/>
     </w:sectPr>
   </w:body>
 </w:document>
+</file>
+
+<file path=word/footer1.xml><?xml version="1.0" encoding="utf-8"?>
+<w:ftr xmlns:m="http://schemas.openxmlformats.org/officeDocument/2006/math" xmlns:mc="http://schemas.openxmlformats.org/markup-compatibility/2006" xmlns:mo="http://schemas.microsoft.com/office/mac/office/2008/main" xmlns:mv="urn:schemas-microsoft-com:mac:vml" xmlns:o="urn:schemas-microsoft-com:office:office" xmlns:r="http://schemas.openxmlformats.org/officeDocument/2006/relationships" xmlns:v="urn:schemas-microsoft-com:vml" xmlns:w10="urn:schemas-microsoft-com:office:word" xmlns:w14="http://schemas.microsoft.com/office/word/2010/wordml" xmlns:w="http://schemas.openxmlformats.org/wordprocessingml/2006/main" xmlns:wne="http://schemas.microsoft.com/office/word/2006/wordml" xmlns:wp14="http://schemas.microsoft.com/office/word/2010/wordprocessingDrawing" xmlns:wp="http://schemas.openxmlformats.org/drawingml/2006/wordprocessingDrawing" xmlns:wpc="http://schemas.microsoft.com/office/word/2010/wordprocessingCanvas" xmlns:wpg="http://schemas.microsoft.com/office/word/2010/wordprocessingGroup" xmlns:wpi="http://schemas.microsoft.com/office/word/2010/wordprocessingInk" xmlns:wps="http://schemas.microsoft.com/office/word/2010/wordprocessingShape" mc:Ignorable="w14 wp14">
+  <w:p>
+    <w:pPr>
+      <w:pStyle w:val="Footer"/>
+      <w:jc w:val="right"/>
+    </w:pPr>
+    <w:fldSimple w:instr="PAGE"/>
+  </w:p>
+</w:ftr>
 </file>
 
 <file path=word/numbering.xml><?xml version="1.0" encoding="utf-8"?>
@@ -4897,9 +5752,12 @@
     <w:name w:val="Normal"/>
     <w:qFormat/>
     <w:rsid w:val="00FC693F"/>
+    <w:pPr>
+      <w:spacing w:line="480" w:lineRule="auto" w:after="0"/>
+    </w:pPr>
     <w:rPr>
       <w:rFonts w:ascii="Times New Roman" w:hAnsi="Times New Roman" w:eastAsia="Times New Roman"/>
-      <w:sz w:val="20"/>
+      <w:sz w:val="24"/>
     </w:rPr>
   </w:style>
   <w:style w:type="paragraph" w:styleId="Header">
@@ -4957,15 +5815,16 @@
     <w:pPr>
       <w:keepNext/>
       <w:keepLines/>
-      <w:spacing w:before="480" w:after="0"/>
+      <w:spacing w:before="240" w:after="0" w:line="480" w:lineRule="auto"/>
       <w:outlineLvl w:val="0"/>
     </w:pPr>
     <w:rPr>
-      <w:rFonts w:asciiTheme="majorHAnsi" w:eastAsiaTheme="majorEastAsia" w:hAnsiTheme="majorHAnsi" w:cstheme="majorBidi" w:ascii="Times New Roman" w:hAnsi="Times New Roman"/>
+      <w:rFonts w:ascii="Times New Roman" w:hAnsi="Times New Roman"/>
       <w:b/>
       <w:bCs/>
-      <w:color w:val="365F91" w:themeColor="accent1" w:themeShade="BF"/>
-      <w:sz w:val="28"/>
+      <w:i w:val="0"/>
+      <w:color w:val="000000"/>
+      <w:sz w:val="26"/>
       <w:szCs w:val="28"/>
     </w:rPr>
   </w:style>
@@ -4981,15 +5840,16 @@
     <w:pPr>
       <w:keepNext/>
       <w:keepLines/>
-      <w:spacing w:before="200" w:after="0"/>
+      <w:spacing w:before="240" w:after="0" w:line="480" w:lineRule="auto"/>
       <w:outlineLvl w:val="1"/>
     </w:pPr>
     <w:rPr>
-      <w:rFonts w:asciiTheme="majorHAnsi" w:eastAsiaTheme="majorEastAsia" w:hAnsiTheme="majorHAnsi" w:cstheme="majorBidi" w:ascii="Times New Roman" w:hAnsi="Times New Roman"/>
+      <w:rFonts w:ascii="Times New Roman" w:hAnsi="Times New Roman"/>
       <w:b/>
       <w:bCs/>
-      <w:color w:val="4F81BD" w:themeColor="accent1"/>
-      <w:sz w:val="26"/>
+      <w:i/>
+      <w:color w:val="000000"/>
+      <w:sz w:val="24"/>
       <w:szCs w:val="26"/>
     </w:rPr>
   </w:style>
@@ -5005,14 +5865,16 @@
     <w:pPr>
       <w:keepNext/>
       <w:keepLines/>
-      <w:spacing w:before="200" w:after="0"/>
+      <w:spacing w:before="240" w:after="0" w:line="480" w:lineRule="auto"/>
       <w:outlineLvl w:val="2"/>
     </w:pPr>
     <w:rPr>
-      <w:rFonts w:asciiTheme="majorHAnsi" w:eastAsiaTheme="majorEastAsia" w:hAnsiTheme="majorHAnsi" w:cstheme="majorBidi" w:ascii="Times New Roman" w:hAnsi="Times New Roman"/>
+      <w:rFonts w:ascii="Times New Roman" w:hAnsi="Times New Roman"/>
       <w:b/>
       <w:bCs/>
-      <w:color w:val="4F81BD" w:themeColor="accent1"/>
+      <w:i w:val="0"/>
+      <w:color w:val="000000"/>
+      <w:sz w:val="24"/>
     </w:rPr>
   </w:style>
   <w:style w:type="paragraph" w:styleId="Heading4">
@@ -5243,18 +6105,18 @@
     <w:qFormat/>
     <w:rsid w:val="00FC693F"/>
     <w:pPr>
-      <w:pBdr>
-        <w:bottom w:val="single" w:sz="8" w:space="4" w:color="4F81BD" w:themeColor="accent1"/>
-      </w:pBdr>
-      <w:spacing w:after="300" w:line="240" w:lineRule="auto"/>
+      <w:spacing w:after="0" w:line="480" w:lineRule="auto" w:before="240"/>
       <w:contextualSpacing/>
+      <w:jc w:val="center"/>
     </w:pPr>
     <w:rPr>
-      <w:rFonts w:asciiTheme="majorHAnsi" w:eastAsiaTheme="majorEastAsia" w:hAnsiTheme="majorHAnsi" w:cstheme="majorBidi" w:ascii="Times New Roman" w:hAnsi="Times New Roman"/>
-      <w:color w:val="17365D" w:themeColor="text2" w:themeShade="BF"/>
+      <w:rFonts w:ascii="Times New Roman" w:hAnsi="Times New Roman"/>
+      <w:b/>
+      <w:i w:val="0"/>
+      <w:color w:val="000000"/>
       <w:spacing w:val="5"/>
       <w:kern w:val="28"/>
-      <w:sz w:val="52"/>
+      <w:sz w:val="32"/>
       <w:szCs w:val="52"/>
     </w:rPr>
   </w:style>
